--- a/submission/Lifecycle_Simulation_Report.docx
+++ b/submission/Lifecycle_Simulation_Report.docx
@@ -83,7 +83,7 @@
           <w:i w:val="0"/>
           <w:sz w:val="22"/>
         </w:rPr>
-        <w:t>The simulation demonstrates that a lifecycle approach — where customers who repay on time are rewarded with improved credit standing and further extension opportunities — generates $1.41M in net profit across the portfolio, compared to $0.60M from a single one-shot evaluation. The portfolio default rate stays well below the 5% regulatory cap at 0.66%, and 82% of customers finish the year in a better credit state than they started.</w:t>
+        <w:t>96.1% of customers received at least one offer; 83.8% of Fair-tier customers improved to Good or Excellent by year-end</w:t>
       </w:r>
     </w:p>
     <w:p>
@@ -105,7 +105,7 @@
         <w:spacing w:after="60"/>
       </w:pPr>
       <w:r>
-        <w:t>Net profit over 12 months: $1.41M (Revenue $2.12M, Loss $0.71M)</w:t>
+        <w:t>Net profit over 12 months: $1.41M (Revenue $2.12M, Loss $0.71M) — 66.6% margin</w:t>
       </w:r>
     </w:p>
     <w:p>
@@ -123,7 +123,7 @@
         <w:spacing w:after="60"/>
       </w:pPr>
       <w:r>
-        <w:t>Portfolio default rate: 0.66% — 4.1 percentage points below the 5% cap</w:t>
+        <w:t>Portfolio default rate: 0.66% — 7.5× below the 5% LP risk cap</w:t>
       </w:r>
     </w:p>
     <w:p>
@@ -132,7 +132,7 @@
         <w:spacing w:after="60"/>
       </w:pPr>
       <w:r>
-        <w:t>82% of customers improved credit standing by year-end</w:t>
+        <w:t>96.1% of customers received at least one offer; 83.8% of Fair-tier customers improved to Good or Excellent by year-end</w:t>
       </w:r>
     </w:p>
     <w:p>
@@ -1206,23 +1206,20 @@
       </w:r>
     </w:p>
     <w:p>
-      <w:pPr>
-        <w:spacing w:after="120" w:before="40"/>
-      </w:pPr>
+      <w:pPr/>
       <w:r>
         <w:rPr>
           <w:b w:val="0"/>
           <w:i w:val="0"/>
           <w:sz w:val="22"/>
         </w:rPr>
-        <w:t>The portfolio is not uniform. Excellent and Good customers are high-value, low-risk contributors. Poor customers are low-value with higher loss rates, but still net profitable.</w:t>
+        <w:t>The four credit tiers — Excellent, Good, Fair, and Poor — exhibit materially different risk-return profiles across the 12-month simulation. The table below summarises per-tier outcomes; the narrative following draws out the strategic implications of each.</w:t>
       </w:r>
     </w:p>
     <w:tbl>
       <w:tblPr>
         <w:tblStyle w:val="TableGrid"/>
         <w:tblW w:type="auto" w:w="0"/>
-        <w:jc w:val="center"/>
         <w:tblLook w:firstColumn="1" w:firstRow="1" w:lastColumn="0" w:lastRow="0" w:noHBand="0" w:noVBand="1" w:val="04A0"/>
       </w:tblPr>
       <w:tblGrid>
@@ -1237,8 +1234,8 @@
       <w:tr>
         <w:tc>
           <w:tcPr>
-            <w:tcW w:type="dxa" w:w="1440"/>
-            <w:shd w:fill="2C3E50" w:color="FFFFFF" w:val="clear"/>
+            <w:tcW w:type="dxa" w:w="1344"/>
+            <w:shd w:val="clear" w:color="auto" w:fill="343a40"/>
           </w:tcPr>
           <w:p>
             <w:pPr>
@@ -1250,14 +1247,14 @@
                 <w:color w:val="FFFFFF"/>
                 <w:sz w:val="20"/>
               </w:rPr>
-              <w:t>Segment</w:t>
+              <w:t>Tier</w:t>
             </w:r>
           </w:p>
         </w:tc>
         <w:tc>
           <w:tcPr>
-            <w:tcW w:type="dxa" w:w="1440"/>
-            <w:shd w:fill="2C3E50" w:color="FFFFFF" w:val="clear"/>
+            <w:tcW w:type="dxa" w:w="1344"/>
+            <w:shd w:val="clear" w:color="auto" w:fill="343a40"/>
           </w:tcPr>
           <w:p>
             <w:pPr>
@@ -1275,8 +1272,8 @@
         </w:tc>
         <w:tc>
           <w:tcPr>
-            <w:tcW w:type="dxa" w:w="1728"/>
-            <w:shd w:fill="2C3E50" w:color="FFFFFF" w:val="clear"/>
+            <w:tcW w:type="dxa" w:w="1344"/>
+            <w:shd w:val="clear" w:color="auto" w:fill="343a40"/>
           </w:tcPr>
           <w:p>
             <w:pPr>
@@ -1288,14 +1285,14 @@
                 <w:color w:val="FFFFFF"/>
                 <w:sz w:val="20"/>
               </w:rPr>
-              <w:t>Avg Extensions</w:t>
+              <w:t>Accept Rate</w:t>
             </w:r>
           </w:p>
         </w:tc>
         <w:tc>
           <w:tcPr>
-            <w:tcW w:type="dxa" w:w="1584"/>
-            <w:shd w:fill="2C3E50" w:color="FFFFFF" w:val="clear"/>
+            <w:tcW w:type="dxa" w:w="1344"/>
+            <w:shd w:val="clear" w:color="auto" w:fill="343a40"/>
           </w:tcPr>
           <w:p>
             <w:pPr>
@@ -1307,52 +1304,14 @@
                 <w:color w:val="FFFFFF"/>
                 <w:sz w:val="20"/>
               </w:rPr>
-              <w:t>Revenue</w:t>
+              <w:t>Avg Profit / Customer</w:t>
             </w:r>
           </w:p>
         </w:tc>
         <w:tc>
           <w:tcPr>
-            <w:tcW w:type="dxa" w:w="1296"/>
-            <w:shd w:fill="2C3E50" w:color="FFFFFF" w:val="clear"/>
-          </w:tcPr>
-          <w:p>
-            <w:pPr>
-              <w:jc w:val="center"/>
-            </w:pPr>
-            <w:r>
-              <w:rPr>
-                <w:b/>
-                <w:color w:val="FFFFFF"/>
-                <w:sz w:val="20"/>
-              </w:rPr>
-              <w:t>Loss</w:t>
-            </w:r>
-          </w:p>
-        </w:tc>
-        <w:tc>
-          <w:tcPr>
-            <w:tcW w:type="dxa" w:w="1440"/>
-            <w:shd w:fill="2C3E50" w:color="FFFFFF" w:val="clear"/>
-          </w:tcPr>
-          <w:p>
-            <w:pPr>
-              <w:jc w:val="center"/>
-            </w:pPr>
-            <w:r>
-              <w:rPr>
-                <w:b/>
-                <w:color w:val="FFFFFF"/>
-                <w:sz w:val="20"/>
-              </w:rPr>
-              <w:t>Profit</w:t>
-            </w:r>
-          </w:p>
-        </w:tc>
-        <w:tc>
-          <w:tcPr>
-            <w:tcW w:type="dxa" w:w="1440"/>
-            <w:shd w:fill="2C3E50" w:color="FFFFFF" w:val="clear"/>
+            <w:tcW w:type="dxa" w:w="1344"/>
+            <w:shd w:val="clear" w:color="auto" w:fill="343a40"/>
           </w:tcPr>
           <w:p>
             <w:pPr>
@@ -1368,12 +1327,10 @@
             </w:r>
           </w:p>
         </w:tc>
-      </w:tr>
-      <w:tr>
         <w:tc>
           <w:tcPr>
-            <w:tcW w:type="dxa" w:w="1440"/>
-            <w:shd w:fill="F0F0F0" w:val="clear"/>
+            <w:tcW w:type="dxa" w:w="1344"/>
+            <w:shd w:val="clear" w:color="auto" w:fill="343a40"/>
           </w:tcPr>
           <w:p>
             <w:pPr>
@@ -1381,6 +1338,44 @@
             </w:pPr>
             <w:r>
               <w:rPr>
+                <w:b/>
+                <w:color w:val="FFFFFF"/>
+                <w:sz w:val="20"/>
+              </w:rPr>
+              <w:t>Profit Margin</w:t>
+            </w:r>
+          </w:p>
+        </w:tc>
+        <w:tc>
+          <w:tcPr>
+            <w:tcW w:type="dxa" w:w="1344"/>
+            <w:shd w:val="clear" w:color="auto" w:fill="343a40"/>
+          </w:tcPr>
+          <w:p>
+            <w:pPr>
+              <w:jc w:val="center"/>
+            </w:pPr>
+            <w:r>
+              <w:rPr>
+                <w:b/>
+                <w:color w:val="FFFFFF"/>
+                <w:sz w:val="20"/>
+              </w:rPr>
+              <w:t>Year-End Migration</w:t>
+            </w:r>
+          </w:p>
+        </w:tc>
+      </w:tr>
+      <w:tr>
+        <w:tc>
+          <w:tcPr>
+            <w:tcW w:type="dxa" w:w="1344"/>
+            <w:shd w:val="clear" w:color="auto" w:fill="D3F5DB"/>
+          </w:tcPr>
+          <w:p>
+            <w:r>
+              <w:rPr>
+                <w:b/>
                 <w:sz w:val="20"/>
               </w:rPr>
               <w:t>Excellent</w:t>
@@ -1389,8 +1384,8 @@
         </w:tc>
         <w:tc>
           <w:tcPr>
-            <w:tcW w:type="dxa" w:w="1440"/>
-            <w:shd w:fill="F0F0F0" w:val="clear"/>
+            <w:tcW w:type="dxa" w:w="1344"/>
+            <w:shd w:val="clear" w:color="auto" w:fill="D3F5DB"/>
           </w:tcPr>
           <w:p>
             <w:pPr>
@@ -1398,6 +1393,7 @@
             </w:pPr>
             <w:r>
               <w:rPr>
+                <w:b w:val="0"/>
                 <w:sz w:val="20"/>
               </w:rPr>
               <w:t>6,206</w:t>
@@ -1406,8 +1402,8 @@
         </w:tc>
         <w:tc>
           <w:tcPr>
-            <w:tcW w:type="dxa" w:w="1728"/>
-            <w:shd w:fill="F0F0F0" w:val="clear"/>
+            <w:tcW w:type="dxa" w:w="1344"/>
+            <w:shd w:val="clear" w:color="auto" w:fill="D3F5DB"/>
           </w:tcPr>
           <w:p>
             <w:pPr>
@@ -1415,16 +1411,17 @@
             </w:pPr>
             <w:r>
               <w:rPr>
+                <w:b w:val="0"/>
                 <w:sz w:val="20"/>
               </w:rPr>
-              <w:t>2.41</w:t>
+              <w:t>79.5%</w:t>
             </w:r>
           </w:p>
         </w:tc>
         <w:tc>
           <w:tcPr>
-            <w:tcW w:type="dxa" w:w="1584"/>
-            <w:shd w:fill="F0F0F0" w:val="clear"/>
+            <w:tcW w:type="dxa" w:w="1344"/>
+            <w:shd w:val="clear" w:color="auto" w:fill="D3F5DB"/>
           </w:tcPr>
           <w:p>
             <w:pPr>
@@ -1432,16 +1429,17 @@
             </w:pPr>
             <w:r>
               <w:rPr>
+                <w:b w:val="0"/>
                 <w:sz w:val="20"/>
               </w:rPr>
-              <w:t>$469K</w:t>
+              <w:t>$68.70</w:t>
             </w:r>
           </w:p>
         </w:tc>
         <w:tc>
           <w:tcPr>
-            <w:tcW w:type="dxa" w:w="1296"/>
-            <w:shd w:fill="F0F0F0" w:val="clear"/>
+            <w:tcW w:type="dxa" w:w="1344"/>
+            <w:shd w:val="clear" w:color="auto" w:fill="D3F5DB"/>
           </w:tcPr>
           <w:p>
             <w:pPr>
@@ -1449,16 +1447,17 @@
             </w:pPr>
             <w:r>
               <w:rPr>
+                <w:b w:val="0"/>
                 <w:sz w:val="20"/>
               </w:rPr>
-              <w:t>$43K</w:t>
+              <w:t>0.17%</w:t>
             </w:r>
           </w:p>
         </w:tc>
         <w:tc>
           <w:tcPr>
-            <w:tcW w:type="dxa" w:w="1440"/>
-            <w:shd w:fill="F0F0F0" w:val="clear"/>
+            <w:tcW w:type="dxa" w:w="1344"/>
+            <w:shd w:val="clear" w:color="auto" w:fill="D3F5DB"/>
           </w:tcPr>
           <w:p>
             <w:pPr>
@@ -1466,16 +1465,17 @@
             </w:pPr>
             <w:r>
               <w:rPr>
+                <w:b w:val="0"/>
                 <w:sz w:val="20"/>
               </w:rPr>
-              <w:t>$426K</w:t>
+              <w:t>90.8%</w:t>
             </w:r>
           </w:p>
         </w:tc>
         <w:tc>
           <w:tcPr>
-            <w:tcW w:type="dxa" w:w="1440"/>
-            <w:shd w:fill="F0F0F0" w:val="clear"/>
+            <w:tcW w:type="dxa" w:w="1344"/>
+            <w:shd w:val="clear" w:color="auto" w:fill="D3F5DB"/>
           </w:tcPr>
           <w:p>
             <w:pPr>
@@ -1483,9 +1483,10 @@
             </w:pPr>
             <w:r>
               <w:rPr>
+                <w:b w:val="0"/>
                 <w:sz w:val="20"/>
               </w:rPr>
-              <w:t>0.17%</w:t>
+              <w:t>99.5% stay Excellent</w:t>
             </w:r>
           </w:p>
         </w:tc>
@@ -1493,15 +1494,13 @@
       <w:tr>
         <w:tc>
           <w:tcPr>
-            <w:tcW w:type="dxa" w:w="1440"/>
-            <w:shd w:fill="FFFFFF" w:val="clear"/>
+            <w:tcW w:type="dxa" w:w="1344"/>
+            <w:shd w:val="clear" w:color="auto" w:fill="CFF0D6"/>
           </w:tcPr>
           <w:p>
-            <w:pPr>
-              <w:jc w:val="center"/>
-            </w:pPr>
             <w:r>
               <w:rPr>
+                <w:b/>
                 <w:sz w:val="20"/>
               </w:rPr>
               <w:t>Good</w:t>
@@ -1510,8 +1509,8 @@
         </w:tc>
         <w:tc>
           <w:tcPr>
-            <w:tcW w:type="dxa" w:w="1440"/>
-            <w:shd w:fill="FFFFFF" w:val="clear"/>
+            <w:tcW w:type="dxa" w:w="1344"/>
+            <w:shd w:val="clear" w:color="auto" w:fill="CFF0D6"/>
           </w:tcPr>
           <w:p>
             <w:pPr>
@@ -1519,6 +1518,7 @@
             </w:pPr>
             <w:r>
               <w:rPr>
+                <w:b w:val="0"/>
                 <w:sz w:val="20"/>
               </w:rPr>
               <w:t>9,267</w:t>
@@ -1527,8 +1527,8 @@
         </w:tc>
         <w:tc>
           <w:tcPr>
-            <w:tcW w:type="dxa" w:w="1728"/>
-            <w:shd w:fill="FFFFFF" w:val="clear"/>
+            <w:tcW w:type="dxa" w:w="1344"/>
+            <w:shd w:val="clear" w:color="auto" w:fill="CFF0D6"/>
           </w:tcPr>
           <w:p>
             <w:pPr>
@@ -1536,16 +1536,17 @@
             </w:pPr>
             <w:r>
               <w:rPr>
+                <w:b w:val="0"/>
                 <w:sz w:val="20"/>
               </w:rPr>
-              <w:t>2.56</w:t>
+              <w:t>74.3%</w:t>
             </w:r>
           </w:p>
         </w:tc>
         <w:tc>
           <w:tcPr>
-            <w:tcW w:type="dxa" w:w="1584"/>
-            <w:shd w:fill="FFFFFF" w:val="clear"/>
+            <w:tcW w:type="dxa" w:w="1344"/>
+            <w:shd w:val="clear" w:color="auto" w:fill="CFF0D6"/>
           </w:tcPr>
           <w:p>
             <w:pPr>
@@ -1553,16 +1554,17 @@
             </w:pPr>
             <w:r>
               <w:rPr>
+                <w:b w:val="0"/>
                 <w:sz w:val="20"/>
               </w:rPr>
-              <w:t>$706K</w:t>
+              <w:t>$58.25</w:t>
             </w:r>
           </w:p>
         </w:tc>
         <w:tc>
           <w:tcPr>
-            <w:tcW w:type="dxa" w:w="1296"/>
-            <w:shd w:fill="FFFFFF" w:val="clear"/>
+            <w:tcW w:type="dxa" w:w="1344"/>
+            <w:shd w:val="clear" w:color="auto" w:fill="CFF0D6"/>
           </w:tcPr>
           <w:p>
             <w:pPr>
@@ -1570,16 +1572,17 @@
             </w:pPr>
             <w:r>
               <w:rPr>
+                <w:b w:val="0"/>
                 <w:sz w:val="20"/>
               </w:rPr>
-              <w:t>$166K</w:t>
+              <w:t>0.43%</w:t>
             </w:r>
           </w:p>
         </w:tc>
         <w:tc>
           <w:tcPr>
-            <w:tcW w:type="dxa" w:w="1440"/>
-            <w:shd w:fill="FFFFFF" w:val="clear"/>
+            <w:tcW w:type="dxa" w:w="1344"/>
+            <w:shd w:val="clear" w:color="auto" w:fill="CFF0D6"/>
           </w:tcPr>
           <w:p>
             <w:pPr>
@@ -1587,16 +1590,17 @@
             </w:pPr>
             <w:r>
               <w:rPr>
+                <w:b w:val="0"/>
                 <w:sz w:val="20"/>
               </w:rPr>
-              <w:t>$540K</w:t>
+              <w:t>76.5%</w:t>
             </w:r>
           </w:p>
         </w:tc>
         <w:tc>
           <w:tcPr>
-            <w:tcW w:type="dxa" w:w="1440"/>
-            <w:shd w:fill="FFFFFF" w:val="clear"/>
+            <w:tcW w:type="dxa" w:w="1344"/>
+            <w:shd w:val="clear" w:color="auto" w:fill="CFF0D6"/>
           </w:tcPr>
           <w:p>
             <w:pPr>
@@ -1604,9 +1608,10 @@
             </w:pPr>
             <w:r>
               <w:rPr>
+                <w:b w:val="0"/>
                 <w:sz w:val="20"/>
               </w:rPr>
-              <w:t>0.43%</w:t>
+              <w:t>81.8% → Excellent</w:t>
             </w:r>
           </w:p>
         </w:tc>
@@ -1614,15 +1619,13 @@
       <w:tr>
         <w:tc>
           <w:tcPr>
-            <w:tcW w:type="dxa" w:w="1440"/>
-            <w:shd w:fill="F0F0F0" w:val="clear"/>
+            <w:tcW w:type="dxa" w:w="1344"/>
+            <w:shd w:val="clear" w:color="auto" w:fill="FFF3BF"/>
           </w:tcPr>
           <w:p>
-            <w:pPr>
-              <w:jc w:val="center"/>
-            </w:pPr>
             <w:r>
               <w:rPr>
+                <w:b/>
                 <w:sz w:val="20"/>
               </w:rPr>
               <w:t>Fair</w:t>
@@ -1631,8 +1634,8 @@
         </w:tc>
         <w:tc>
           <w:tcPr>
-            <w:tcW w:type="dxa" w:w="1440"/>
-            <w:shd w:fill="F0F0F0" w:val="clear"/>
+            <w:tcW w:type="dxa" w:w="1344"/>
+            <w:shd w:val="clear" w:color="auto" w:fill="FFF3BF"/>
           </w:tcPr>
           <w:p>
             <w:pPr>
@@ -1640,6 +1643,7 @@
             </w:pPr>
             <w:r>
               <w:rPr>
+                <w:b w:val="0"/>
                 <w:sz w:val="20"/>
               </w:rPr>
               <w:t>9,089</w:t>
@@ -1648,8 +1652,8 @@
         </w:tc>
         <w:tc>
           <w:tcPr>
-            <w:tcW w:type="dxa" w:w="1728"/>
-            <w:shd w:fill="F0F0F0" w:val="clear"/>
+            <w:tcW w:type="dxa" w:w="1344"/>
+            <w:shd w:val="clear" w:color="auto" w:fill="FFF3BF"/>
           </w:tcPr>
           <w:p>
             <w:pPr>
@@ -1657,16 +1661,17 @@
             </w:pPr>
             <w:r>
               <w:rPr>
+                <w:b w:val="0"/>
                 <w:sz w:val="20"/>
               </w:rPr>
-              <w:t>2.45</w:t>
+              <w:t>61.8%</w:t>
             </w:r>
           </w:p>
         </w:tc>
         <w:tc>
           <w:tcPr>
-            <w:tcW w:type="dxa" w:w="1584"/>
-            <w:shd w:fill="F0F0F0" w:val="clear"/>
+            <w:tcW w:type="dxa" w:w="1344"/>
+            <w:shd w:val="clear" w:color="auto" w:fill="FFF3BF"/>
           </w:tcPr>
           <w:p>
             <w:pPr>
@@ -1674,16 +1679,17 @@
             </w:pPr>
             <w:r>
               <w:rPr>
+                <w:b w:val="0"/>
                 <w:sz w:val="20"/>
               </w:rPr>
-              <w:t>$660K</w:t>
+              <w:t>$40.23</w:t>
             </w:r>
           </w:p>
         </w:tc>
         <w:tc>
           <w:tcPr>
-            <w:tcW w:type="dxa" w:w="1296"/>
-            <w:shd w:fill="F0F0F0" w:val="clear"/>
+            <w:tcW w:type="dxa" w:w="1344"/>
+            <w:shd w:val="clear" w:color="auto" w:fill="FFF3BF"/>
           </w:tcPr>
           <w:p>
             <w:pPr>
@@ -1691,16 +1697,17 @@
             </w:pPr>
             <w:r>
               <w:rPr>
+                <w:b w:val="0"/>
                 <w:sz w:val="20"/>
               </w:rPr>
-              <w:t>$294K</w:t>
+              <w:t>0.88%</w:t>
             </w:r>
           </w:p>
         </w:tc>
         <w:tc>
           <w:tcPr>
-            <w:tcW w:type="dxa" w:w="1440"/>
-            <w:shd w:fill="F0F0F0" w:val="clear"/>
+            <w:tcW w:type="dxa" w:w="1344"/>
+            <w:shd w:val="clear" w:color="auto" w:fill="FFF3BF"/>
           </w:tcPr>
           <w:p>
             <w:pPr>
@@ -1708,16 +1715,17 @@
             </w:pPr>
             <w:r>
               <w:rPr>
+                <w:b w:val="0"/>
                 <w:sz w:val="20"/>
               </w:rPr>
-              <w:t>$366K</w:t>
+              <w:t>55.4%</w:t>
             </w:r>
           </w:p>
         </w:tc>
         <w:tc>
           <w:tcPr>
-            <w:tcW w:type="dxa" w:w="1440"/>
-            <w:shd w:fill="F0F0F0" w:val="clear"/>
+            <w:tcW w:type="dxa" w:w="1344"/>
+            <w:shd w:val="clear" w:color="auto" w:fill="FFF3BF"/>
           </w:tcPr>
           <w:p>
             <w:pPr>
@@ -1725,9 +1733,10 @@
             </w:pPr>
             <w:r>
               <w:rPr>
+                <w:b w:val="0"/>
                 <w:sz w:val="20"/>
               </w:rPr>
-              <w:t>0.88%</w:t>
+              <w:t>83.8% → Good / Excellent</w:t>
             </w:r>
           </w:p>
         </w:tc>
@@ -1735,15 +1744,13 @@
       <w:tr>
         <w:tc>
           <w:tcPr>
-            <w:tcW w:type="dxa" w:w="1440"/>
-            <w:shd w:fill="FFFFFF" w:val="clear"/>
+            <w:tcW w:type="dxa" w:w="1344"/>
+            <w:shd w:val="clear" w:color="auto" w:fill="FFD8D8"/>
           </w:tcPr>
           <w:p>
-            <w:pPr>
-              <w:jc w:val="center"/>
-            </w:pPr>
             <w:r>
               <w:rPr>
+                <w:b/>
                 <w:sz w:val="20"/>
               </w:rPr>
               <w:t>Poor</w:t>
@@ -1752,8 +1759,8 @@
         </w:tc>
         <w:tc>
           <w:tcPr>
-            <w:tcW w:type="dxa" w:w="1440"/>
-            <w:shd w:fill="FFFFFF" w:val="clear"/>
+            <w:tcW w:type="dxa" w:w="1344"/>
+            <w:shd w:val="clear" w:color="auto" w:fill="FFD8D8"/>
           </w:tcPr>
           <w:p>
             <w:pPr>
@@ -1761,6 +1768,7 @@
             </w:pPr>
             <w:r>
               <w:rPr>
+                <w:b w:val="0"/>
                 <w:sz w:val="20"/>
               </w:rPr>
               <w:t>5,438</w:t>
@@ -1769,8 +1777,8 @@
         </w:tc>
         <w:tc>
           <w:tcPr>
-            <w:tcW w:type="dxa" w:w="1728"/>
-            <w:shd w:fill="FFFFFF" w:val="clear"/>
+            <w:tcW w:type="dxa" w:w="1344"/>
+            <w:shd w:val="clear" w:color="auto" w:fill="FFD8D8"/>
           </w:tcPr>
           <w:p>
             <w:pPr>
@@ -1778,16 +1786,17 @@
             </w:pPr>
             <w:r>
               <w:rPr>
+                <w:b w:val="0"/>
                 <w:sz w:val="20"/>
               </w:rPr>
-              <w:t>1.73</w:t>
+              <w:t>44.3%</w:t>
             </w:r>
           </w:p>
         </w:tc>
         <w:tc>
           <w:tcPr>
-            <w:tcW w:type="dxa" w:w="1584"/>
-            <w:shd w:fill="FFFFFF" w:val="clear"/>
+            <w:tcW w:type="dxa" w:w="1344"/>
+            <w:shd w:val="clear" w:color="auto" w:fill="FFD8D8"/>
           </w:tcPr>
           <w:p>
             <w:pPr>
@@ -1795,16 +1804,17 @@
             </w:pPr>
             <w:r>
               <w:rPr>
+                <w:b w:val="0"/>
                 <w:sz w:val="20"/>
               </w:rPr>
-              <w:t>$284K</w:t>
+              <w:t>$14.62</w:t>
             </w:r>
           </w:p>
         </w:tc>
         <w:tc>
           <w:tcPr>
-            <w:tcW w:type="dxa" w:w="1296"/>
-            <w:shd w:fill="FFFFFF" w:val="clear"/>
+            <w:tcW w:type="dxa" w:w="1344"/>
+            <w:shd w:val="clear" w:color="auto" w:fill="FFD8D8"/>
           </w:tcPr>
           <w:p>
             <w:pPr>
@@ -1812,16 +1822,17 @@
             </w:pPr>
             <w:r>
               <w:rPr>
+                <w:b w:val="0"/>
                 <w:sz w:val="20"/>
               </w:rPr>
-              <w:t>$205K</w:t>
+              <w:t>1.54%</w:t>
             </w:r>
           </w:p>
         </w:tc>
         <w:tc>
           <w:tcPr>
-            <w:tcW w:type="dxa" w:w="1440"/>
-            <w:shd w:fill="FFFFFF" w:val="clear"/>
+            <w:tcW w:type="dxa" w:w="1344"/>
+            <w:shd w:val="clear" w:color="auto" w:fill="FFD8D8"/>
           </w:tcPr>
           <w:p>
             <w:pPr>
@@ -1829,16 +1840,17 @@
             </w:pPr>
             <w:r>
               <w:rPr>
+                <w:b w:val="0"/>
                 <w:sz w:val="20"/>
               </w:rPr>
-              <w:t>$79K</w:t>
+              <w:t>28.0%</w:t>
             </w:r>
           </w:p>
         </w:tc>
         <w:tc>
           <w:tcPr>
-            <w:tcW w:type="dxa" w:w="1440"/>
-            <w:shd w:fill="FFFFFF" w:val="clear"/>
+            <w:tcW w:type="dxa" w:w="1344"/>
+            <w:shd w:val="clear" w:color="auto" w:fill="FFD8D8"/>
           </w:tcPr>
           <w:p>
             <w:pPr>
@@ -1846,14 +1858,228 @@
             </w:pPr>
             <w:r>
               <w:rPr>
+                <w:b w:val="0"/>
                 <w:sz w:val="20"/>
               </w:rPr>
-              <w:t>1.54%</w:t>
+              <w:t>30.6% → Good</w:t>
+            </w:r>
+          </w:p>
+        </w:tc>
+      </w:tr>
+      <w:tr>
+        <w:tc>
+          <w:tcPr>
+            <w:tcW w:type="dxa" w:w="1344"/>
+            <w:shd w:val="clear" w:color="auto" w:fill="E9ECEF"/>
+          </w:tcPr>
+          <w:p>
+            <w:r>
+              <w:rPr>
+                <w:b/>
+                <w:sz w:val="20"/>
+              </w:rPr>
+              <w:t>Portfolio</w:t>
+            </w:r>
+          </w:p>
+        </w:tc>
+        <w:tc>
+          <w:tcPr>
+            <w:tcW w:type="dxa" w:w="1344"/>
+            <w:shd w:val="clear" w:color="auto" w:fill="E9ECEF"/>
+          </w:tcPr>
+          <w:p>
+            <w:pPr>
+              <w:jc w:val="center"/>
+            </w:pPr>
+            <w:r>
+              <w:rPr>
+                <w:b w:val="0"/>
+                <w:sz w:val="20"/>
+              </w:rPr>
+              <w:t>30,000</w:t>
+            </w:r>
+          </w:p>
+        </w:tc>
+        <w:tc>
+          <w:tcPr>
+            <w:tcW w:type="dxa" w:w="1344"/>
+            <w:shd w:val="clear" w:color="auto" w:fill="E9ECEF"/>
+          </w:tcPr>
+          <w:p>
+            <w:pPr>
+              <w:jc w:val="center"/>
+            </w:pPr>
+            <w:r>
+              <w:rPr>
+                <w:b w:val="0"/>
+                <w:sz w:val="20"/>
+              </w:rPr>
+              <w:t>65.1%</w:t>
+            </w:r>
+          </w:p>
+        </w:tc>
+        <w:tc>
+          <w:tcPr>
+            <w:tcW w:type="dxa" w:w="1344"/>
+            <w:shd w:val="clear" w:color="auto" w:fill="E9ECEF"/>
+          </w:tcPr>
+          <w:p>
+            <w:pPr>
+              <w:jc w:val="center"/>
+            </w:pPr>
+            <w:r>
+              <w:rPr>
+                <w:b w:val="0"/>
+                <w:sz w:val="20"/>
+              </w:rPr>
+              <w:t>$47.04</w:t>
+            </w:r>
+          </w:p>
+        </w:tc>
+        <w:tc>
+          <w:tcPr>
+            <w:tcW w:type="dxa" w:w="1344"/>
+            <w:shd w:val="clear" w:color="auto" w:fill="E9ECEF"/>
+          </w:tcPr>
+          <w:p>
+            <w:pPr>
+              <w:jc w:val="center"/>
+            </w:pPr>
+            <w:r>
+              <w:rPr>
+                <w:b w:val="0"/>
+                <w:sz w:val="20"/>
+              </w:rPr>
+              <w:t>0.66%</w:t>
+            </w:r>
+          </w:p>
+        </w:tc>
+        <w:tc>
+          <w:tcPr>
+            <w:tcW w:type="dxa" w:w="1344"/>
+            <w:shd w:val="clear" w:color="auto" w:fill="E9ECEF"/>
+          </w:tcPr>
+          <w:p>
+            <w:pPr>
+              <w:jc w:val="center"/>
+            </w:pPr>
+            <w:r>
+              <w:rPr>
+                <w:b w:val="0"/>
+                <w:sz w:val="20"/>
+              </w:rPr>
+              <w:t>66.6%</w:t>
+            </w:r>
+          </w:p>
+        </w:tc>
+        <w:tc>
+          <w:tcPr>
+            <w:tcW w:type="dxa" w:w="1344"/>
+            <w:shd w:val="clear" w:color="auto" w:fill="E9ECEF"/>
+          </w:tcPr>
+          <w:p>
+            <w:pPr>
+              <w:jc w:val="center"/>
+            </w:pPr>
+            <w:r>
+              <w:rPr>
+                <w:b w:val="0"/>
+                <w:sz w:val="20"/>
+              </w:rPr>
+              <w:t>—</w:t>
             </w:r>
           </w:p>
         </w:tc>
       </w:tr>
     </w:tbl>
+    <w:p>
+      <w:pPr/>
+      <w:r>
+        <w:rPr>
+          <w:b/>
+          <w:i w:val="0"/>
+          <w:sz w:val="22"/>
+        </w:rPr>
+        <w:t>Excellent — Accelerate</w:t>
+      </w:r>
+    </w:p>
+    <w:p>
+      <w:pPr/>
+      <w:r>
+        <w:rPr>
+          <w:b w:val="0"/>
+          <w:i w:val="0"/>
+          <w:sz w:val="22"/>
+        </w:rPr>
+        <w:t>Excellent-tier customers represent 20.7% of the portfolio but generate the highest per-customer return ($68.70 average lifetime profit) at the lowest risk (0.17% default rate). The 90.8% profit margin leaves substantial room for increased offer volumes or limit sizes without approaching the LP risk constraint. Critically, 99.5% of these customers remain Excellent by year-end — this is a retention story, not an acquisition one. Offer in every campaign and size limits at +20–25%.</w:t>
+      </w:r>
+    </w:p>
+    <w:p>
+      <w:pPr/>
+      <w:r>
+        <w:rPr>
+          <w:b/>
+          <w:i w:val="0"/>
+          <w:sz w:val="22"/>
+        </w:rPr>
+        <w:t>Good — Volume Engine</w:t>
+      </w:r>
+    </w:p>
+    <w:p>
+      <w:pPr/>
+      <w:r>
+        <w:rPr>
+          <w:b w:val="0"/>
+          <w:i w:val="0"/>
+          <w:sz w:val="22"/>
+        </w:rPr>
+        <w:t>Good is the largest profitable tier (9,267 customers, 74.3% acceptance rate) and exhibits the most remarkable behavioural dynamic in the simulation: 81.8% of Good customers migrate to Excellent by year-end. Each on-time repayment earns a +2pp Borda-count boost, compounding over 12 months to push the majority across the Excellent threshold within 4–6 campaigns. Good-tier accounts are simultaneously the portfolio's current revenue backbone and its primary source of future credit quality improvement. Offer in every campaign; prioritise limit sizes at +15–20%.</w:t>
+      </w:r>
+    </w:p>
+    <w:p>
+      <w:pPr/>
+      <w:r>
+        <w:rPr>
+          <w:b/>
+          <w:i w:val="0"/>
+          <w:sz w:val="22"/>
+        </w:rPr>
+        <w:t>Fair — Rehabilitation Pathway</w:t>
+      </w:r>
+    </w:p>
+    <w:p>
+      <w:pPr/>
+      <w:r>
+        <w:rPr>
+          <w:b w:val="0"/>
+          <w:i w:val="0"/>
+          <w:sz w:val="22"/>
+        </w:rPr>
+        <w:t>Fair is the most misunderstood tier from a risk perspective. The 0.88% default rate and 55.4% margin appear modest, but the migration data tells a more positive story: 83.8% of Fair customers improve to Good or Excellent within 12 months. Fair is not a stable medium-risk state — it is a transition state for customers recovering from adverse credit events. The correct strategy is selective eligibility (every second campaign) with limit increases of 10–15%, tracking migration velocity as the primary KPI alongside short-term profit.</w:t>
+      </w:r>
+    </w:p>
+    <w:p>
+      <w:pPr/>
+      <w:r>
+        <w:rPr>
+          <w:b/>
+          <w:i w:val="0"/>
+          <w:sz w:val="22"/>
+        </w:rPr>
+        <w:t>Poor — Controlled Exposure</w:t>
+      </w:r>
+    </w:p>
+    <w:p>
+      <w:pPr/>
+      <w:r>
+        <w:rPr>
+          <w:b w:val="0"/>
+          <w:i w:val="0"/>
+          <w:sz w:val="22"/>
+        </w:rPr>
+        <w:t>Poor customers (5,438, 18.1% of portfolio) generate the thinnest margins (28.0%) and the highest default rates (1.54%). However, excluding them entirely is suboptimal: the 30.6% who migrate to Good represent real credit rehabilitation value. The correct posture is restricted access — offers every third campaign, limit increases of 5–10%, and a requirement for consecutive on-time payments before the next offer cycle. The LP already limits Poor exposure; the additional spacing provides a behavioural filter before any credit improvement is formalised.</w:t>
+      </w:r>
+    </w:p>
     <w:p>
       <w:pPr>
         <w:pStyle w:val="Heading2"/>
@@ -1864,16 +2090,212 @@
       </w:r>
     </w:p>
     <w:p>
-      <w:pPr>
-        <w:spacing w:after="120" w:before="40"/>
-      </w:pPr>
+      <w:pPr/>
       <w:r>
         <w:rPr>
           <w:b w:val="0"/>
           <w:i w:val="0"/>
           <w:sz w:val="22"/>
         </w:rPr>
-        <w:t>The outcome funnel reveals that of 30,000 customers, 96.1% received at least one extension offer over the year. The average acceptance rate across campaigns was 63–73%, consistent with the GBM uptake model calibration. Of all extensions taken up, the vast majority completed on time (43,366 extensions, 62% of total), with early repayments (10,172) and defaults (466) accounting for the remainder.</w:t>
+        <w:t>The simulation tracks every customer's actions and outcomes month by month, revealing behavioural patterns that aggregate metrics conceal. Three dimensions of customer behaviour are examined: offer acceptance, repayment outcomes, and the evolution of credit standing over time.</w:t>
+      </w:r>
+    </w:p>
+    <w:p>
+      <w:pPr/>
+      <w:r>
+        <w:rPr>
+          <w:b/>
+          <w:i w:val="0"/>
+          <w:sz w:val="22"/>
+        </w:rPr>
+        <w:t>Offer and Acceptance Behaviour</w:t>
+      </w:r>
+    </w:p>
+    <w:p>
+      <w:pPr/>
+      <w:r>
+        <w:rPr>
+          <w:b w:val="0"/>
+          <w:i w:val="0"/>
+          <w:sz w:val="22"/>
+        </w:rPr>
+        <w:t>Of 107,931 total offers made across 12 campaigns, 70,317 were accepted — a portfolio-wide acceptance rate of 65.1%. Acceptance rates differ sharply by tier: Excellent 79.5%, Good 74.3%, Fair 61.8%, Poor 44.3%. Three patterns stand out.</w:t>
+      </w:r>
+    </w:p>
+    <w:p>
+      <w:pPr/>
+      <w:r>
+        <w:rPr>
+          <w:b w:val="0"/>
+          <w:i w:val="0"/>
+          <w:sz w:val="22"/>
+        </w:rPr>
+        <w:t>• High acceptance correlates with creditworthiness, not just demand. Excellent and Good customers accept more readily because they have a track record of successfully completing extensions.</w:t>
+      </w:r>
+    </w:p>
+    <w:p>
+      <w:pPr/>
+      <w:r>
+        <w:rPr>
+          <w:b w:val="0"/>
+          <w:i w:val="0"/>
+          <w:sz w:val="22"/>
+        </w:rPr>
+        <w:t>• Fair tier receives the most offers in absolute terms (36,036) — reflecting its size and monthly eligibility — making it the largest aggregate revenue pool despite lower per-customer profit.</w:t>
+      </w:r>
+    </w:p>
+    <w:p>
+      <w:pPr/>
+      <w:r>
+        <w:rPr>
+          <w:b w:val="0"/>
+          <w:i w:val="0"/>
+          <w:sz w:val="22"/>
+        </w:rPr>
+        <w:t>• Poor-tier hesitancy is economically rational. Customers who know they are financially stretched are less likely to take on additional credit, providing a natural demand-side risk mitigant that the LP alone cannot produce.</w:t>
+      </w:r>
+    </w:p>
+    <w:p>
+      <w:pPr/>
+      <w:r>
+        <w:rPr>
+          <w:b/>
+          <w:i w:val="0"/>
+          <w:sz w:val="22"/>
+        </w:rPr>
+        <w:t>Repayment Outcomes</w:t>
+      </w:r>
+    </w:p>
+    <w:p>
+      <w:pPr/>
+      <w:r>
+        <w:rPr>
+          <w:b w:val="0"/>
+          <w:i w:val="0"/>
+          <w:sz w:val="22"/>
+        </w:rPr>
+        <w:t>Of 70,317 extensions completed or in progress, outcomes broke down as: on-time completion 61.7% (43,366), early repayment 14.5% (10,172), default 0.66% (466), with the remainder active at year-end. Early repayment is the underappreciated behaviour: 19.8% of Excellent-tier extensions are repaid ahead of schedule, signalling high liquidity and low credit risk. The simulation rewards early repayors with a +1pp on-time boost — smaller than the on-time completion boost (+2pp) because their credit profile is already strong and additional scoring uplift has diminishing marginal value.</w:t>
+      </w:r>
+    </w:p>
+    <w:p>
+      <w:pPr/>
+      <w:r>
+        <w:rPr>
+          <w:b w:val="0"/>
+          <w:i w:val="0"/>
+          <w:sz w:val="22"/>
+        </w:rPr>
+        <w:t>Default is rare and concentrated. The 466 defaults across 70,317 extensions represent a 0.66% rate — against a 5% LP cap — and are disproportionately concentrated in Poor (1.54%) and Fair (0.88%). The 9× gap between Excellent (0.17%) and Poor default rates validates the four-tier segmentation as reflecting genuinely distinct risk populations, not arbitrary labels.</w:t>
+      </w:r>
+    </w:p>
+    <w:p>
+      <w:pPr/>
+      <w:r>
+        <w:rPr>
+          <w:b/>
+          <w:i w:val="0"/>
+          <w:sz w:val="22"/>
+        </w:rPr>
+        <w:t>Behavioural Archetypes</w:t>
+      </w:r>
+    </w:p>
+    <w:p>
+      <w:pPr/>
+      <w:r>
+        <w:rPr>
+          <w:b w:val="0"/>
+          <w:i w:val="0"/>
+          <w:sz w:val="22"/>
+        </w:rPr>
+        <w:t>Four customer archetypes emerge from the migration matrix and repayment outcomes, cutting across formal tier boundaries:</w:t>
+      </w:r>
+    </w:p>
+    <w:p>
+      <w:pPr/>
+      <w:r>
+        <w:rPr>
+          <w:b/>
+          <w:i w:val="0"/>
+          <w:sz w:val="22"/>
+        </w:rPr>
+        <w:t>The Reliable Repayer (Excellent and upper-Good):</w:t>
+      </w:r>
+    </w:p>
+    <w:p>
+      <w:pPr/>
+      <w:r>
+        <w:rPr>
+          <w:b w:val="0"/>
+          <w:i w:val="0"/>
+          <w:sz w:val="22"/>
+        </w:rPr>
+        <w:t>Accepts most offers, repays on time, rarely defaults. Constitutes the majority of profitable volume. Behaviour is stable and predictable. Key retention risk: competitor offers with higher limits. Strategy: every-campaign eligibility and competitive limit sizing.</w:t>
+      </w:r>
+    </w:p>
+    <w:p>
+      <w:pPr/>
+      <w:r>
+        <w:rPr>
+          <w:b/>
+          <w:i w:val="0"/>
+          <w:sz w:val="22"/>
+        </w:rPr>
+        <w:t>The Upward Mover (lower-Good and upper-Fair):</w:t>
+      </w:r>
+    </w:p>
+    <w:p>
+      <w:pPr/>
+      <w:r>
+        <w:rPr>
+          <w:b w:val="0"/>
+          <w:i w:val="0"/>
+          <w:sz w:val="22"/>
+        </w:rPr>
+        <w:t>Starts at moderate credit quality but demonstrates consistent improvement. Completing extensions on time accumulates on-time payment boosts, re-scoring upward. This archetype represents the programme's highest credit-improvement ROI. Strategy: regular offers, meaningful limit increases, track migration velocity monthly.</w:t>
+      </w:r>
+    </w:p>
+    <w:p>
+      <w:pPr/>
+      <w:r>
+        <w:rPr>
+          <w:b/>
+          <w:i w:val="0"/>
+          <w:sz w:val="22"/>
+        </w:rPr>
+        <w:t>The Slow Recoverer (lower-Fair and upper-Poor):</w:t>
+      </w:r>
+    </w:p>
+    <w:p>
+      <w:pPr/>
+      <w:r>
+        <w:rPr>
+          <w:b w:val="0"/>
+          <w:i w:val="0"/>
+          <w:sz w:val="22"/>
+        </w:rPr>
+        <w:t>Makes progress but at a slower rate — often recovering from one adverse event. Responds to offers but with longer decision times and lower acceptance rates. Strategy: every-other-campaign cadence with smaller limit increases; monitor whether completion rates are trending up.</w:t>
+      </w:r>
+    </w:p>
+    <w:p>
+      <w:pPr/>
+      <w:r>
+        <w:rPr>
+          <w:b/>
+          <w:i w:val="0"/>
+          <w:sz w:val="22"/>
+        </w:rPr>
+        <w:t>The Persistent Risk (lower-Poor):</w:t>
+      </w:r>
+    </w:p>
+    <w:p>
+      <w:pPr/>
+      <w:r>
+        <w:rPr>
+          <w:b w:val="0"/>
+          <w:i w:val="0"/>
+          <w:sz w:val="22"/>
+        </w:rPr>
+        <w:t>Remains in Poor at year-end despite eligibility and offers. Completion rates are low; any defaults pull credit scores further down. This archetype is not well served by the standard extension programme. Strategy: freeze extension offers and redirect to structured repayment assistance or credit counselling.</w:t>
       </w:r>
     </w:p>
     <w:p>
@@ -1883,8 +2305,8 @@
       <w:r>
         <w:drawing>
           <wp:inline xmlns:a="http://schemas.openxmlformats.org/drawingml/2006/main" xmlns:pic="http://schemas.openxmlformats.org/drawingml/2006/picture">
-            <wp:extent cx="5760720" cy="2211019"/>
-            <wp:docPr id="2" name="Picture 2"/>
+            <wp:extent cx="5486400" cy="1939636"/>
+            <wp:docPr id="4" name="Picture 4"/>
             <wp:cNvGraphicFramePr>
               <a:graphicFrameLocks noChangeAspect="1"/>
             </wp:cNvGraphicFramePr>
@@ -1896,7 +2318,7 @@
                     <pic:cNvPicPr/>
                   </pic:nvPicPr>
                   <pic:blipFill>
-                    <a:blip r:embed="rId10"/>
+                    <a:blip r:embed="rId13"/>
                     <a:stretch>
                       <a:fillRect/>
                     </a:stretch>
@@ -1904,7 +2326,7 @@
                   <pic:spPr>
                     <a:xfrm>
                       <a:off x="0" y="0"/>
-                      <a:ext cx="5760720" cy="2211019"/>
+                      <a:ext cx="5486400" cy="1939636"/>
                     </a:xfrm>
                     <a:prstGeom prst="rect"/>
                   </pic:spPr>
@@ -1915,10 +2337,13 @@
         </w:drawing>
       </w:r>
     </w:p>
-    <w:p/>
     <w:p>
+      <w:pPr>
+        <w:pStyle w:val="Caption"/>
+        <w:jc w:val="center"/>
+      </w:pPr>
       <w:r>
-        <w:br w:type="page"/>
+        <w:t>Figure 2: Customer Behaviour — Offer Funnel, Acceptance Rates, and Repayment Outcomes by Tier</w:t>
       </w:r>
     </w:p>
     <w:p>
@@ -1931,37 +2356,35 @@
       </w:r>
     </w:p>
     <w:p>
-      <w:pPr>
-        <w:spacing w:after="120" w:before="40"/>
-      </w:pPr>
+      <w:pPr/>
       <w:r>
         <w:rPr>
           <w:b w:val="0"/>
           <w:i w:val="0"/>
           <w:sz w:val="22"/>
         </w:rPr>
-        <w:t>One of the most significant findings is how the dynamic rescoring mechanism improves the portfolio quality over time. The feature update model — where on-time payments boost a customer's payment history score — causes widespread upward migration.</w:t>
+        <w:t>The most significant finding from the lifecycle model is how dramatically customers move between tiers over 12 months. Because the simulation re-scores each customer after every extension outcome — updating on_time_pct by ±pp and recomputing the Borda-count rank — credit migration is a continuous, earned process rather than a periodic review artefact.</w:t>
       </w:r>
     </w:p>
     <w:tbl>
       <w:tblPr>
         <w:tblStyle w:val="TableGrid"/>
         <w:tblW w:type="auto" w:w="0"/>
-        <w:jc w:val="center"/>
         <w:tblLook w:firstColumn="1" w:firstRow="1" w:lastColumn="0" w:lastRow="0" w:noHBand="0" w:noVBand="1" w:val="04A0"/>
       </w:tblPr>
       <w:tblGrid>
-        <w:gridCol w:w="1881"/>
-        <w:gridCol w:w="1881"/>
-        <w:gridCol w:w="1881"/>
-        <w:gridCol w:w="1881"/>
-        <w:gridCol w:w="1881"/>
+        <w:gridCol w:w="1568"/>
+        <w:gridCol w:w="1568"/>
+        <w:gridCol w:w="1568"/>
+        <w:gridCol w:w="1568"/>
+        <w:gridCol w:w="1568"/>
+        <w:gridCol w:w="1568"/>
       </w:tblGrid>
       <w:tr>
         <w:tc>
           <w:tcPr>
-            <w:tcW w:type="dxa" w:w="1728"/>
-            <w:shd w:fill="2C3E50" w:color="FFFFFF" w:val="clear"/>
+            <w:tcW w:type="dxa" w:w="1568"/>
+            <w:shd w:val="clear" w:color="auto" w:fill="343a40"/>
           </w:tcPr>
           <w:p>
             <w:pPr>
@@ -1973,14 +2396,14 @@
                 <w:color w:val="FFFFFF"/>
                 <w:sz w:val="20"/>
               </w:rPr>
-              <w:t>Initial \ Final</w:t>
+              <w:t>Starting Tier →</w:t>
             </w:r>
           </w:p>
         </w:tc>
         <w:tc>
           <w:tcPr>
-            <w:tcW w:type="dxa" w:w="1728"/>
-            <w:shd w:fill="2C3E50" w:color="FFFFFF" w:val="clear"/>
+            <w:tcW w:type="dxa" w:w="1568"/>
+            <w:shd w:val="clear" w:color="auto" w:fill="343a40"/>
           </w:tcPr>
           <w:p>
             <w:pPr>
@@ -1998,8 +2421,8 @@
         </w:tc>
         <w:tc>
           <w:tcPr>
-            <w:tcW w:type="dxa" w:w="1728"/>
-            <w:shd w:fill="2C3E50" w:color="FFFFFF" w:val="clear"/>
+            <w:tcW w:type="dxa" w:w="1568"/>
+            <w:shd w:val="clear" w:color="auto" w:fill="343a40"/>
           </w:tcPr>
           <w:p>
             <w:pPr>
@@ -2017,8 +2440,8 @@
         </w:tc>
         <w:tc>
           <w:tcPr>
-            <w:tcW w:type="dxa" w:w="1728"/>
-            <w:shd w:fill="2C3E50" w:color="FFFFFF" w:val="clear"/>
+            <w:tcW w:type="dxa" w:w="1568"/>
+            <w:shd w:val="clear" w:color="auto" w:fill="343a40"/>
           </w:tcPr>
           <w:p>
             <w:pPr>
@@ -2036,8 +2459,8 @@
         </w:tc>
         <w:tc>
           <w:tcPr>
-            <w:tcW w:type="dxa" w:w="1728"/>
-            <w:shd w:fill="2C3E50" w:color="FFFFFF" w:val="clear"/>
+            <w:tcW w:type="dxa" w:w="1568"/>
+            <w:shd w:val="clear" w:color="auto" w:fill="343a40"/>
           </w:tcPr>
           <w:p>
             <w:pPr>
@@ -2053,12 +2476,10 @@
             </w:r>
           </w:p>
         </w:tc>
-      </w:tr>
-      <w:tr>
         <w:tc>
           <w:tcPr>
-            <w:tcW w:type="dxa" w:w="1728"/>
-            <w:shd w:fill="F0F0F0" w:val="clear"/>
+            <w:tcW w:type="dxa" w:w="1568"/>
+            <w:shd w:val="clear" w:color="auto" w:fill="343a40"/>
           </w:tcPr>
           <w:p>
             <w:pPr>
@@ -2066,6 +2487,25 @@
             </w:pPr>
             <w:r>
               <w:rPr>
+                <w:b/>
+                <w:color w:val="FFFFFF"/>
+                <w:sz w:val="20"/>
+              </w:rPr>
+              <w:t>Key Insight</w:t>
+            </w:r>
+          </w:p>
+        </w:tc>
+      </w:tr>
+      <w:tr>
+        <w:tc>
+          <w:tcPr>
+            <w:tcW w:type="dxa" w:w="1568"/>
+            <w:shd w:val="clear" w:color="auto" w:fill="D3F5DB"/>
+          </w:tcPr>
+          <w:p>
+            <w:r>
+              <w:rPr>
+                <w:b/>
                 <w:sz w:val="20"/>
               </w:rPr>
               <w:t>Excellent</w:t>
@@ -2074,8 +2514,8 @@
         </w:tc>
         <w:tc>
           <w:tcPr>
-            <w:tcW w:type="dxa" w:w="1728"/>
-            <w:shd w:fill="F0F0F0" w:val="clear"/>
+            <w:tcW w:type="dxa" w:w="1568"/>
+            <w:shd w:val="clear" w:color="auto" w:fill="D3F5DB"/>
           </w:tcPr>
           <w:p>
             <w:pPr>
@@ -2083,16 +2523,17 @@
             </w:pPr>
             <w:r>
               <w:rPr>
+                <w:b w:val="0"/>
                 <w:sz w:val="20"/>
               </w:rPr>
-              <w:t>6,177 (100%)</w:t>
+              <w:t>99.5%</w:t>
             </w:r>
           </w:p>
         </w:tc>
         <w:tc>
           <w:tcPr>
-            <w:tcW w:type="dxa" w:w="1728"/>
-            <w:shd w:fill="F0F0F0" w:val="clear"/>
+            <w:tcW w:type="dxa" w:w="1568"/>
+            <w:shd w:val="clear" w:color="auto" w:fill="D3F5DB"/>
           </w:tcPr>
           <w:p>
             <w:pPr>
@@ -2100,16 +2541,17 @@
             </w:pPr>
             <w:r>
               <w:rPr>
+                <w:b w:val="0"/>
                 <w:sz w:val="20"/>
               </w:rPr>
-              <w:t>11 (0%)</w:t>
+              <w:t>0.2%</w:t>
             </w:r>
           </w:p>
         </w:tc>
         <w:tc>
           <w:tcPr>
-            <w:tcW w:type="dxa" w:w="1728"/>
-            <w:shd w:fill="F0F0F0" w:val="clear"/>
+            <w:tcW w:type="dxa" w:w="1568"/>
+            <w:shd w:val="clear" w:color="auto" w:fill="D3F5DB"/>
           </w:tcPr>
           <w:p>
             <w:pPr>
@@ -2117,16 +2559,17 @@
             </w:pPr>
             <w:r>
               <w:rPr>
+                <w:b w:val="0"/>
                 <w:sz w:val="20"/>
               </w:rPr>
-              <w:t>12 (0%)</w:t>
+              <w:t>0.2%</w:t>
             </w:r>
           </w:p>
         </w:tc>
         <w:tc>
           <w:tcPr>
-            <w:tcW w:type="dxa" w:w="1728"/>
-            <w:shd w:fill="F0F0F0" w:val="clear"/>
+            <w:tcW w:type="dxa" w:w="1568"/>
+            <w:shd w:val="clear" w:color="auto" w:fill="D3F5DB"/>
           </w:tcPr>
           <w:p>
             <w:pPr>
@@ -2134,9 +2577,25 @@
             </w:pPr>
             <w:r>
               <w:rPr>
+                <w:b w:val="0"/>
                 <w:sz w:val="20"/>
               </w:rPr>
-              <w:t>6 (0%)</w:t>
+              <w:t>0.1%</w:t>
+            </w:r>
+          </w:p>
+        </w:tc>
+        <w:tc>
+          <w:tcPr>
+            <w:tcW w:type="dxa" w:w="1568"/>
+            <w:shd w:val="clear" w:color="auto" w:fill="D3F5DB"/>
+          </w:tcPr>
+          <w:p>
+            <w:r>
+              <w:rPr>
+                <w:b/>
+                <w:sz w:val="20"/>
+              </w:rPr>
+              <w:t>Near-absorbing state</w:t>
             </w:r>
           </w:p>
         </w:tc>
@@ -2144,15 +2603,13 @@
       <w:tr>
         <w:tc>
           <w:tcPr>
-            <w:tcW w:type="dxa" w:w="1728"/>
-            <w:shd w:fill="FFFFFF" w:val="clear"/>
+            <w:tcW w:type="dxa" w:w="1568"/>
+            <w:shd w:val="clear" w:color="auto" w:fill="CFF0D6"/>
           </w:tcPr>
           <w:p>
-            <w:pPr>
-              <w:jc w:val="center"/>
-            </w:pPr>
             <w:r>
               <w:rPr>
+                <w:b/>
                 <w:sz w:val="20"/>
               </w:rPr>
               <w:t>Good</w:t>
@@ -2161,8 +2618,8 @@
         </w:tc>
         <w:tc>
           <w:tcPr>
-            <w:tcW w:type="dxa" w:w="1728"/>
-            <w:shd w:fill="FFFFFF" w:val="clear"/>
+            <w:tcW w:type="dxa" w:w="1568"/>
+            <w:shd w:val="clear" w:color="auto" w:fill="CFF0D6"/>
           </w:tcPr>
           <w:p>
             <w:pPr>
@@ -2170,16 +2627,17 @@
             </w:pPr>
             <w:r>
               <w:rPr>
+                <w:b w:val="0"/>
                 <w:sz w:val="20"/>
               </w:rPr>
-              <w:t>7,577 (82%)</w:t>
+              <w:t>81.8%</w:t>
             </w:r>
           </w:p>
         </w:tc>
         <w:tc>
           <w:tcPr>
-            <w:tcW w:type="dxa" w:w="1728"/>
-            <w:shd w:fill="FFFFFF" w:val="clear"/>
+            <w:tcW w:type="dxa" w:w="1568"/>
+            <w:shd w:val="clear" w:color="auto" w:fill="CFF0D6"/>
           </w:tcPr>
           <w:p>
             <w:pPr>
@@ -2187,16 +2645,17 @@
             </w:pPr>
             <w:r>
               <w:rPr>
+                <w:b w:val="0"/>
                 <w:sz w:val="20"/>
               </w:rPr>
-              <w:t>1,589 (17%)</w:t>
+              <w:t>17.1%</w:t>
             </w:r>
           </w:p>
         </w:tc>
         <w:tc>
           <w:tcPr>
-            <w:tcW w:type="dxa" w:w="1728"/>
-            <w:shd w:fill="FFFFFF" w:val="clear"/>
+            <w:tcW w:type="dxa" w:w="1568"/>
+            <w:shd w:val="clear" w:color="auto" w:fill="CFF0D6"/>
           </w:tcPr>
           <w:p>
             <w:pPr>
@@ -2204,16 +2663,17 @@
             </w:pPr>
             <w:r>
               <w:rPr>
+                <w:b w:val="0"/>
                 <w:sz w:val="20"/>
               </w:rPr>
-              <w:t>40 (0%)</w:t>
+              <w:t>0.4%</w:t>
             </w:r>
           </w:p>
         </w:tc>
         <w:tc>
           <w:tcPr>
-            <w:tcW w:type="dxa" w:w="1728"/>
-            <w:shd w:fill="FFFFFF" w:val="clear"/>
+            <w:tcW w:type="dxa" w:w="1568"/>
+            <w:shd w:val="clear" w:color="auto" w:fill="CFF0D6"/>
           </w:tcPr>
           <w:p>
             <w:pPr>
@@ -2221,9 +2681,25 @@
             </w:pPr>
             <w:r>
               <w:rPr>
+                <w:b w:val="0"/>
                 <w:sz w:val="20"/>
               </w:rPr>
-              <w:t>61 (1%)</w:t>
+              <w:t>0.7%</w:t>
+            </w:r>
+          </w:p>
+        </w:tc>
+        <w:tc>
+          <w:tcPr>
+            <w:tcW w:type="dxa" w:w="1568"/>
+            <w:shd w:val="clear" w:color="auto" w:fill="CFF0D6"/>
+          </w:tcPr>
+          <w:p>
+            <w:r>
+              <w:rPr>
+                <w:b/>
+                <w:sz w:val="20"/>
+              </w:rPr>
+              <w:t>Dominant upgrade pathway</w:t>
             </w:r>
           </w:p>
         </w:tc>
@@ -2231,15 +2707,13 @@
       <w:tr>
         <w:tc>
           <w:tcPr>
-            <w:tcW w:type="dxa" w:w="1728"/>
-            <w:shd w:fill="F0F0F0" w:val="clear"/>
+            <w:tcW w:type="dxa" w:w="1568"/>
+            <w:shd w:val="clear" w:color="auto" w:fill="FFF3BF"/>
           </w:tcPr>
           <w:p>
-            <w:pPr>
-              <w:jc w:val="center"/>
-            </w:pPr>
             <w:r>
               <w:rPr>
+                <w:b/>
                 <w:sz w:val="20"/>
               </w:rPr>
               <w:t>Fair</w:t>
@@ -2248,8 +2722,8 @@
         </w:tc>
         <w:tc>
           <w:tcPr>
-            <w:tcW w:type="dxa" w:w="1728"/>
-            <w:shd w:fill="F0F0F0" w:val="clear"/>
+            <w:tcW w:type="dxa" w:w="1568"/>
+            <w:shd w:val="clear" w:color="auto" w:fill="FFF3BF"/>
           </w:tcPr>
           <w:p>
             <w:pPr>
@@ -2257,16 +2731,17 @@
             </w:pPr>
             <w:r>
               <w:rPr>
+                <w:b w:val="0"/>
                 <w:sz w:val="20"/>
               </w:rPr>
-              <w:t>2,894 (32%)</w:t>
+              <w:t>31.8%</w:t>
             </w:r>
           </w:p>
         </w:tc>
         <w:tc>
           <w:tcPr>
-            <w:tcW w:type="dxa" w:w="1728"/>
-            <w:shd w:fill="F0F0F0" w:val="clear"/>
+            <w:tcW w:type="dxa" w:w="1568"/>
+            <w:shd w:val="clear" w:color="auto" w:fill="FFF3BF"/>
           </w:tcPr>
           <w:p>
             <w:pPr>
@@ -2274,16 +2749,17 @@
             </w:pPr>
             <w:r>
               <w:rPr>
+                <w:b w:val="0"/>
                 <w:sz w:val="20"/>
               </w:rPr>
-              <w:t>4,727 (52%)</w:t>
+              <w:t>52.0%</w:t>
             </w:r>
           </w:p>
         </w:tc>
         <w:tc>
           <w:tcPr>
-            <w:tcW w:type="dxa" w:w="1728"/>
-            <w:shd w:fill="F0F0F0" w:val="clear"/>
+            <w:tcW w:type="dxa" w:w="1568"/>
+            <w:shd w:val="clear" w:color="auto" w:fill="FFF3BF"/>
           </w:tcPr>
           <w:p>
             <w:pPr>
@@ -2291,16 +2767,17 @@
             </w:pPr>
             <w:r>
               <w:rPr>
+                <w:b w:val="0"/>
                 <w:sz w:val="20"/>
               </w:rPr>
-              <w:t>1,283 (14%)</w:t>
+              <w:t>14.1%</w:t>
             </w:r>
           </w:p>
         </w:tc>
         <w:tc>
           <w:tcPr>
-            <w:tcW w:type="dxa" w:w="1728"/>
-            <w:shd w:fill="F0F0F0" w:val="clear"/>
+            <w:tcW w:type="dxa" w:w="1568"/>
+            <w:shd w:val="clear" w:color="auto" w:fill="FFF3BF"/>
           </w:tcPr>
           <w:p>
             <w:pPr>
@@ -2308,9 +2785,25 @@
             </w:pPr>
             <w:r>
               <w:rPr>
+                <w:b w:val="0"/>
                 <w:sz w:val="20"/>
               </w:rPr>
-              <w:t>185 (2%)</w:t>
+              <w:t>2.0%</w:t>
+            </w:r>
+          </w:p>
+        </w:tc>
+        <w:tc>
+          <w:tcPr>
+            <w:tcW w:type="dxa" w:w="1568"/>
+            <w:shd w:val="clear" w:color="auto" w:fill="FFF3BF"/>
+          </w:tcPr>
+          <w:p>
+            <w:r>
+              <w:rPr>
+                <w:b/>
+                <w:sz w:val="20"/>
+              </w:rPr>
+              <w:t>83.8% improve</w:t>
             </w:r>
           </w:p>
         </w:tc>
@@ -2318,15 +2811,13 @@
       <w:tr>
         <w:tc>
           <w:tcPr>
-            <w:tcW w:type="dxa" w:w="1728"/>
-            <w:shd w:fill="FFFFFF" w:val="clear"/>
+            <w:tcW w:type="dxa" w:w="1568"/>
+            <w:shd w:val="clear" w:color="auto" w:fill="FFD8D8"/>
           </w:tcPr>
           <w:p>
-            <w:pPr>
-              <w:jc w:val="center"/>
-            </w:pPr>
             <w:r>
               <w:rPr>
+                <w:b/>
                 <w:sz w:val="20"/>
               </w:rPr>
               <w:t>Poor</w:t>
@@ -2335,8 +2826,8 @@
         </w:tc>
         <w:tc>
           <w:tcPr>
-            <w:tcW w:type="dxa" w:w="1728"/>
-            <w:shd w:fill="FFFFFF" w:val="clear"/>
+            <w:tcW w:type="dxa" w:w="1568"/>
+            <w:shd w:val="clear" w:color="auto" w:fill="FFD8D8"/>
           </w:tcPr>
           <w:p>
             <w:pPr>
@@ -2344,16 +2835,17 @@
             </w:pPr>
             <w:r>
               <w:rPr>
+                <w:b w:val="0"/>
                 <w:sz w:val="20"/>
               </w:rPr>
-              <w:t>48 (1%)</w:t>
+              <w:t>0.9%</w:t>
             </w:r>
           </w:p>
         </w:tc>
         <w:tc>
           <w:tcPr>
-            <w:tcW w:type="dxa" w:w="1728"/>
-            <w:shd w:fill="FFFFFF" w:val="clear"/>
+            <w:tcW w:type="dxa" w:w="1568"/>
+            <w:shd w:val="clear" w:color="auto" w:fill="FFD8D8"/>
           </w:tcPr>
           <w:p>
             <w:pPr>
@@ -2361,16 +2853,17 @@
             </w:pPr>
             <w:r>
               <w:rPr>
+                <w:b w:val="0"/>
                 <w:sz w:val="20"/>
               </w:rPr>
-              <w:t>1,665 (31%)</w:t>
+              <w:t>30.6%</w:t>
             </w:r>
           </w:p>
         </w:tc>
         <w:tc>
           <w:tcPr>
-            <w:tcW w:type="dxa" w:w="1728"/>
-            <w:shd w:fill="FFFFFF" w:val="clear"/>
+            <w:tcW w:type="dxa" w:w="1568"/>
+            <w:shd w:val="clear" w:color="auto" w:fill="FFD8D8"/>
           </w:tcPr>
           <w:p>
             <w:pPr>
@@ -2378,16 +2871,17 @@
             </w:pPr>
             <w:r>
               <w:rPr>
+                <w:b w:val="0"/>
                 <w:sz w:val="20"/>
               </w:rPr>
-              <w:t>2,188 (40%)</w:t>
+              <w:t>40.2%</w:t>
             </w:r>
           </w:p>
         </w:tc>
         <w:tc>
           <w:tcPr>
-            <w:tcW w:type="dxa" w:w="1728"/>
-            <w:shd w:fill="FFFFFF" w:val="clear"/>
+            <w:tcW w:type="dxa" w:w="1568"/>
+            <w:shd w:val="clear" w:color="auto" w:fill="FFD8D8"/>
           </w:tcPr>
           <w:p>
             <w:pPr>
@@ -2395,30 +2889,268 @@
             </w:pPr>
             <w:r>
               <w:rPr>
+                <w:b w:val="0"/>
                 <w:sz w:val="20"/>
               </w:rPr>
-              <w:t>1,537 (28%)</w:t>
+              <w:t>28.3%</w:t>
+            </w:r>
+          </w:p>
+        </w:tc>
+        <w:tc>
+          <w:tcPr>
+            <w:tcW w:type="dxa" w:w="1568"/>
+            <w:shd w:val="clear" w:color="auto" w:fill="FFD8D8"/>
+          </w:tcPr>
+          <w:p>
+            <w:r>
+              <w:rPr>
+                <w:b/>
+                <w:sz w:val="20"/>
+              </w:rPr>
+              <w:t>Three-way split</w:t>
+            </w:r>
+          </w:p>
+        </w:tc>
+      </w:tr>
+      <w:tr>
+        <w:tc>
+          <w:tcPr>
+            <w:tcW w:type="dxa" w:w="1568"/>
+            <w:shd w:val="clear" w:color="auto" w:fill="E9ECEF"/>
+          </w:tcPr>
+          <w:p>
+            <w:r>
+              <w:rPr>
+                <w:b/>
+                <w:sz w:val="20"/>
+              </w:rPr>
+              <w:t>Portfolio</w:t>
+            </w:r>
+          </w:p>
+        </w:tc>
+        <w:tc>
+          <w:tcPr>
+            <w:tcW w:type="dxa" w:w="1568"/>
+            <w:shd w:val="clear" w:color="auto" w:fill="E9ECEF"/>
+          </w:tcPr>
+          <w:p>
+            <w:pPr>
+              <w:jc w:val="center"/>
+            </w:pPr>
+            <w:r>
+              <w:rPr>
+                <w:b w:val="0"/>
+                <w:sz w:val="20"/>
+              </w:rPr>
+              <w:t>58.5%</w:t>
+            </w:r>
+          </w:p>
+        </w:tc>
+        <w:tc>
+          <w:tcPr>
+            <w:tcW w:type="dxa" w:w="1568"/>
+            <w:shd w:val="clear" w:color="auto" w:fill="E9ECEF"/>
+          </w:tcPr>
+          <w:p>
+            <w:pPr>
+              <w:jc w:val="center"/>
+            </w:pPr>
+            <w:r>
+              <w:rPr>
+                <w:b w:val="0"/>
+                <w:sz w:val="20"/>
+              </w:rPr>
+              <w:t>25.5%</w:t>
+            </w:r>
+          </w:p>
+        </w:tc>
+        <w:tc>
+          <w:tcPr>
+            <w:tcW w:type="dxa" w:w="1568"/>
+            <w:shd w:val="clear" w:color="auto" w:fill="E9ECEF"/>
+          </w:tcPr>
+          <w:p>
+            <w:pPr>
+              <w:jc w:val="center"/>
+            </w:pPr>
+            <w:r>
+              <w:rPr>
+                <w:b w:val="0"/>
+                <w:sz w:val="20"/>
+              </w:rPr>
+              <w:t>9.5%</w:t>
+            </w:r>
+          </w:p>
+        </w:tc>
+        <w:tc>
+          <w:tcPr>
+            <w:tcW w:type="dxa" w:w="1568"/>
+            <w:shd w:val="clear" w:color="auto" w:fill="E9ECEF"/>
+          </w:tcPr>
+          <w:p>
+            <w:pPr>
+              <w:jc w:val="center"/>
+            </w:pPr>
+            <w:r>
+              <w:rPr>
+                <w:b w:val="0"/>
+                <w:sz w:val="20"/>
+              </w:rPr>
+              <w:t>6.5%</w:t>
+            </w:r>
+          </w:p>
+        </w:tc>
+        <w:tc>
+          <w:tcPr>
+            <w:tcW w:type="dxa" w:w="1568"/>
+            <w:shd w:val="clear" w:color="auto" w:fill="E9ECEF"/>
+          </w:tcPr>
+          <w:p>
+            <w:r>
+              <w:rPr>
+                <w:b/>
+                <w:sz w:val="20"/>
+              </w:rPr>
+              <w:t>Strong upward drift</w:t>
             </w:r>
           </w:p>
         </w:tc>
       </w:tr>
     </w:tbl>
     <w:p>
-      <w:pPr>
-        <w:spacing w:after="120" w:before="40"/>
-      </w:pPr>
+      <w:pPr/>
+      <w:r>
+        <w:rPr>
+          <w:b/>
+          <w:i w:val="0"/>
+          <w:sz w:val="22"/>
+        </w:rPr>
+        <w:t>Good → Excellent: The Dominant Pathway</w:t>
+      </w:r>
+    </w:p>
+    <w:p>
+      <w:pPr/>
       <w:r>
         <w:rPr>
           <w:b w:val="0"/>
           <w:i w:val="0"/>
           <w:sz w:val="22"/>
         </w:rPr>
-        <w:t>The dominant pattern is upward migration: customers initially classified as Good migrate overwhelmingly to Excellent by year-end. Even a material fraction of initially-Poor customers improve their standing. This is not just a modelling artefact — it reflects the real-world mechanism where access to credit and successful repayment builds creditworthiness.</w:t>
+        <w:t>81.8% of customers who start in Good reach Excellent by year-end. This is not gradual drift — it is a structural outcome of the re-scoring mechanism. Customers who accept extensions and repay on time earn a +2pp boost to their on-time payment percentile rank each cycle. With a monthly cadence and a strong starting position, this compounding effect moves most Good customers across the Excellent threshold within 4–6 campaigns.</w:t>
       </w:r>
     </w:p>
     <w:p>
+      <w:pPr/>
       <w:r>
-        <w:br w:type="page"/>
+        <w:rPr>
+          <w:b/>
+          <w:i w:val="0"/>
+          <w:sz w:val="22"/>
+        </w:rPr>
+        <w:t>Fair: A Transition State, Not a Steady State</w:t>
+      </w:r>
+    </w:p>
+    <w:p>
+      <w:pPr/>
+      <w:r>
+        <w:rPr>
+          <w:b w:val="0"/>
+          <w:i w:val="0"/>
+          <w:sz w:val="22"/>
+        </w:rPr>
+        <w:t>83.8% of Fair customers improve — 31.8% reach Excellent and 52.0% reach Good. Only 14.1% remain Fair and 2.0% deteriorate to Poor. This challenges the common assumption that Fair customers represent stable medium-risk accounts. Given a timely extension offer with a meaningful limit increase, most Fair customers actively rehabilitate their credit profile within a year.</w:t>
+      </w:r>
+    </w:p>
+    <w:p>
+      <w:pPr/>
+      <w:r>
+        <w:rPr>
+          <w:b/>
+          <w:i w:val="0"/>
+          <w:sz w:val="22"/>
+        </w:rPr>
+        <w:t>Poor: Three Behavioural Groups</w:t>
+      </w:r>
+    </w:p>
+    <w:p>
+      <w:pPr/>
+      <w:r>
+        <w:rPr>
+          <w:b w:val="0"/>
+          <w:i w:val="0"/>
+          <w:sz w:val="22"/>
+        </w:rPr>
+        <w:t>The Poor tier does not exhibit uniform stagnation. 30.6% recover to Good — these are customers who had adverse events but retained underlying financial discipline. 40.2% reach Fair — slow improvers making progress but remaining elevated-risk. 28.3% remain Poor — the genuinely distressed segment where offer activity has limited positive effect. Risk officers should not treat Poor as a monolithic segment. Whether a Poor customer completed their last extension on-time or early is more predictive of future trajectory than the tier label alone.</w:t>
+      </w:r>
+    </w:p>
+    <w:p>
+      <w:pPr/>
+      <w:r>
+        <w:rPr>
+          <w:b/>
+          <w:i w:val="0"/>
+          <w:sz w:val="22"/>
+        </w:rPr>
+        <w:t>Positive Feedback Dynamics</w:t>
+      </w:r>
+    </w:p>
+    <w:p>
+      <w:pPr/>
+      <w:r>
+        <w:rPr>
+          <w:b w:val="0"/>
+          <w:i w:val="0"/>
+          <w:sz w:val="22"/>
+        </w:rPr>
+        <w:t>The asymmetric update rule — +2pp for on-time, +1pp for early, −10pp for default — creates strong path-dependency. For upper tiers, each successful extension improves the score that determines future eligibility and tier standing: a virtuous cycle. For lower tiers, a single default imposes a −10pp penalty equivalent to five missed on-time completions. The LP constraint mitigates this by withholding offers from the highest-risk Fair and Poor accounts each campaign, preventing the defaults that would otherwise entrench customers in poor tiers.</w:t>
+      </w:r>
+    </w:p>
+    <w:p>
+      <w:pPr>
+        <w:jc w:val="center"/>
+      </w:pPr>
+      <w:r>
+        <w:drawing>
+          <wp:inline xmlns:a="http://schemas.openxmlformats.org/drawingml/2006/main" xmlns:pic="http://schemas.openxmlformats.org/drawingml/2006/picture">
+            <wp:extent cx="5486400" cy="3832440"/>
+            <wp:docPr id="5" name="Picture 5"/>
+            <wp:cNvGraphicFramePr>
+              <a:graphicFrameLocks noChangeAspect="1"/>
+            </wp:cNvGraphicFramePr>
+            <a:graphic>
+              <a:graphicData uri="http://schemas.openxmlformats.org/drawingml/2006/picture">
+                <pic:pic>
+                  <pic:nvPicPr>
+                    <pic:cNvPr id="0" name="lc_viz_lifecycle.png"/>
+                    <pic:cNvPicPr/>
+                  </pic:nvPicPr>
+                  <pic:blipFill>
+                    <a:blip r:embed="rId14"/>
+                    <a:stretch>
+                      <a:fillRect/>
+                    </a:stretch>
+                  </pic:blipFill>
+                  <pic:spPr>
+                    <a:xfrm>
+                      <a:off x="0" y="0"/>
+                      <a:ext cx="5486400" cy="3832440"/>
+                    </a:xfrm>
+                    <a:prstGeom prst="rect"/>
+                  </pic:spPr>
+                </pic:pic>
+              </a:graphicData>
+            </a:graphic>
+          </wp:inline>
+        </w:drawing>
+      </w:r>
+    </w:p>
+    <w:p>
+      <w:pPr>
+        <w:pStyle w:val="Caption"/>
+        <w:jc w:val="center"/>
+      </w:pPr>
+      <w:r>
+        <w:t>Figure 3: Lifecycle Simulation — Monthly P&amp;L, Extension Volume, Credit State Drift, and Portfolio Risk</w:t>
       </w:r>
     </w:p>
     <w:p>
@@ -3010,49 +3742,35 @@
       </w:r>
     </w:p>
     <w:p>
-      <w:pPr>
-        <w:spacing w:after="120" w:before="40"/>
-      </w:pPr>
+      <w:pPr/>
       <w:r>
         <w:rPr>
           <w:b w:val="0"/>
           <w:i w:val="0"/>
           <w:sz w:val="22"/>
         </w:rPr>
-        <w:t>The sensitivity analysis varies two key parameters that govern how customer credit scores respond to extension outcomes: the on-time payment boost (pp added to on_time_pct after each successful repayment) and the default penalty (pp deducted after a default event).</w:t>
-      </w:r>
-    </w:p>
-    <w:p>
-      <w:pPr>
-        <w:spacing w:after="120" w:before="40"/>
-      </w:pPr>
-      <w:r>
-        <w:rPr>
-          <w:b w:val="0"/>
-          <w:i w:val="0"/>
-          <w:sz w:val="22"/>
-        </w:rPr>
-        <w:t>Results across a 3×3 parameter grid (180-day simulation, weekly campaigns):</w:t>
+        <w:t>The sensitivity grid varies two parameters governing how customer credit scores respond to extension outcomes: the on-time payment boost (pp added after each successful repayment) and the default penalty (pp subtracted after a default). Nine combinations were tested over a 180-day sub-simulation with weekly campaigns and 500 Monte Carlo iterations per campaign.</w:t>
       </w:r>
     </w:p>
     <w:tbl>
       <w:tblPr>
         <w:tblStyle w:val="TableGrid"/>
         <w:tblW w:type="auto" w:w="0"/>
-        <w:jc w:val="center"/>
         <w:tblLook w:firstColumn="1" w:firstRow="1" w:lastColumn="0" w:lastRow="0" w:noHBand="0" w:noVBand="1" w:val="04A0"/>
       </w:tblPr>
       <w:tblGrid>
-        <w:gridCol w:w="2351"/>
-        <w:gridCol w:w="2351"/>
-        <w:gridCol w:w="2351"/>
-        <w:gridCol w:w="2351"/>
+        <w:gridCol w:w="1568"/>
+        <w:gridCol w:w="1568"/>
+        <w:gridCol w:w="1568"/>
+        <w:gridCol w:w="1568"/>
+        <w:gridCol w:w="1568"/>
+        <w:gridCol w:w="1568"/>
       </w:tblGrid>
       <w:tr>
         <w:tc>
           <w:tcPr>
-            <w:tcW w:type="dxa" w:w="2880"/>
-            <w:shd w:fill="2C3E50" w:color="FFFFFF" w:val="clear"/>
+            <w:tcW w:type="dxa" w:w="1568"/>
+            <w:shd w:val="clear" w:color="auto" w:fill="343a40"/>
           </w:tcPr>
           <w:p>
             <w:pPr>
@@ -3064,13 +3782,14 @@
                 <w:color w:val="FFFFFF"/>
                 <w:sz w:val="20"/>
               </w:rPr>
+              <w:t>On-Time Boost</w:t>
             </w:r>
           </w:p>
         </w:tc>
         <w:tc>
           <w:tcPr>
-            <w:tcW w:type="dxa" w:w="2304"/>
-            <w:shd w:fill="2C3E50" w:color="FFFFFF" w:val="clear"/>
+            <w:tcW w:type="dxa" w:w="1568"/>
+            <w:shd w:val="clear" w:color="auto" w:fill="343a40"/>
           </w:tcPr>
           <w:p>
             <w:pPr>
@@ -3082,14 +3801,14 @@
                 <w:color w:val="FFFFFF"/>
                 <w:sz w:val="20"/>
               </w:rPr>
-              <w:t>On-time boost +0.5pp</w:t>
+              <w:t>Default Penalty</w:t>
             </w:r>
           </w:p>
         </w:tc>
         <w:tc>
           <w:tcPr>
-            <w:tcW w:type="dxa" w:w="2304"/>
-            <w:shd w:fill="2C3E50" w:color="FFFFFF" w:val="clear"/>
+            <w:tcW w:type="dxa" w:w="1568"/>
+            <w:shd w:val="clear" w:color="auto" w:fill="343a40"/>
           </w:tcPr>
           <w:p>
             <w:pPr>
@@ -3101,14 +3820,14 @@
                 <w:color w:val="FFFFFF"/>
                 <w:sz w:val="20"/>
               </w:rPr>
-              <w:t>On-time boost +2.0pp</w:t>
+              <w:t>Extensions</w:t>
             </w:r>
           </w:p>
         </w:tc>
         <w:tc>
           <w:tcPr>
-            <w:tcW w:type="dxa" w:w="2304"/>
-            <w:shd w:fill="2C3E50" w:color="FFFFFF" w:val="clear"/>
+            <w:tcW w:type="dxa" w:w="1568"/>
+            <w:shd w:val="clear" w:color="auto" w:fill="343a40"/>
           </w:tcPr>
           <w:p>
             <w:pPr>
@@ -3120,7 +3839,45 @@
                 <w:color w:val="FFFFFF"/>
                 <w:sz w:val="20"/>
               </w:rPr>
-              <w:t>On-time boost +5.0pp</w:t>
+              <w:t>Net Profit</w:t>
+            </w:r>
+          </w:p>
+        </w:tc>
+        <w:tc>
+          <w:tcPr>
+            <w:tcW w:type="dxa" w:w="1568"/>
+            <w:shd w:val="clear" w:color="auto" w:fill="343a40"/>
+          </w:tcPr>
+          <w:p>
+            <w:pPr>
+              <w:jc w:val="center"/>
+            </w:pPr>
+            <w:r>
+              <w:rPr>
+                <w:b/>
+                <w:color w:val="FFFFFF"/>
+                <w:sz w:val="20"/>
+              </w:rPr>
+              <w:t>Default Rate</w:t>
+            </w:r>
+          </w:p>
+        </w:tc>
+        <w:tc>
+          <w:tcPr>
+            <w:tcW w:type="dxa" w:w="1568"/>
+            <w:shd w:val="clear" w:color="auto" w:fill="343a40"/>
+          </w:tcPr>
+          <w:p>
+            <w:pPr>
+              <w:jc w:val="center"/>
+            </w:pPr>
+            <w:r>
+              <w:rPr>
+                <w:b/>
+                <w:color w:val="FFFFFF"/>
+                <w:sz w:val="20"/>
+              </w:rPr>
+              <w:t>% Excellent</w:t>
             </w:r>
           </w:p>
         </w:tc>
@@ -3128,8 +3885,23 @@
       <w:tr>
         <w:tc>
           <w:tcPr>
-            <w:tcW w:type="dxa" w:w="2880"/>
-            <w:shd w:fill="F0F0F0" w:val="clear"/>
+            <w:tcW w:type="dxa" w:w="1568"/>
+            <w:shd w:val="clear" w:color="auto" w:fill="F8F9FA"/>
+          </w:tcPr>
+          <w:p>
+            <w:r>
+              <w:rPr>
+                <w:b w:val="0"/>
+                <w:sz w:val="20"/>
+              </w:rPr>
+              <w:t>0.5 pp</w:t>
+            </w:r>
+          </w:p>
+        </w:tc>
+        <w:tc>
+          <w:tcPr>
+            <w:tcW w:type="dxa" w:w="1568"/>
+            <w:shd w:val="clear" w:color="auto" w:fill="F8F9FA"/>
           </w:tcPr>
           <w:p>
             <w:pPr>
@@ -3137,16 +3909,17 @@
             </w:pPr>
             <w:r>
               <w:rPr>
+                <w:b w:val="0"/>
                 <w:sz w:val="20"/>
               </w:rPr>
-              <w:t>Default penalty −5pp</w:t>
+              <w:t>5 pp</w:t>
             </w:r>
           </w:p>
         </w:tc>
         <w:tc>
           <w:tcPr>
-            <w:tcW w:type="dxa" w:w="2304"/>
-            <w:shd w:fill="F0F0F0" w:val="clear"/>
+            <w:tcW w:type="dxa" w:w="1568"/>
+            <w:shd w:val="clear" w:color="auto" w:fill="F8F9FA"/>
           </w:tcPr>
           <w:p>
             <w:pPr>
@@ -3154,16 +3927,17 @@
             </w:pPr>
             <w:r>
               <w:rPr>
+                <w:b w:val="0"/>
                 <w:sz w:val="20"/>
               </w:rPr>
-              <w:t>$674K</w:t>
+              <w:t>52,234</w:t>
             </w:r>
           </w:p>
         </w:tc>
         <w:tc>
           <w:tcPr>
-            <w:tcW w:type="dxa" w:w="2304"/>
-            <w:shd w:fill="F0F0F0" w:val="clear"/>
+            <w:tcW w:type="dxa" w:w="1568"/>
+            <w:shd w:val="clear" w:color="auto" w:fill="F8F9FA"/>
           </w:tcPr>
           <w:p>
             <w:pPr>
@@ -3171,16 +3945,17 @@
             </w:pPr>
             <w:r>
               <w:rPr>
+                <w:b w:val="0"/>
                 <w:sz w:val="20"/>
               </w:rPr>
-              <w:t>$693K</w:t>
+              <w:t>$673,501</w:t>
             </w:r>
           </w:p>
         </w:tc>
         <w:tc>
           <w:tcPr>
-            <w:tcW w:type="dxa" w:w="2304"/>
-            <w:shd w:fill="F0F0F0" w:val="clear"/>
+            <w:tcW w:type="dxa" w:w="1568"/>
+            <w:shd w:val="clear" w:color="auto" w:fill="F8F9FA"/>
           </w:tcPr>
           <w:p>
             <w:pPr>
@@ -3188,9 +3963,28 @@
             </w:pPr>
             <w:r>
               <w:rPr>
+                <w:b w:val="0"/>
                 <w:sz w:val="20"/>
               </w:rPr>
-              <w:t>$664K</w:t>
+              <w:t>0.64%</w:t>
+            </w:r>
+          </w:p>
+        </w:tc>
+        <w:tc>
+          <w:tcPr>
+            <w:tcW w:type="dxa" w:w="1568"/>
+            <w:shd w:val="clear" w:color="auto" w:fill="F8F9FA"/>
+          </w:tcPr>
+          <w:p>
+            <w:pPr>
+              <w:jc w:val="center"/>
+            </w:pPr>
+            <w:r>
+              <w:rPr>
+                <w:b w:val="0"/>
+                <w:sz w:val="20"/>
+              </w:rPr>
+              <w:t>42.8%</w:t>
             </w:r>
           </w:p>
         </w:tc>
@@ -3198,8 +3992,23 @@
       <w:tr>
         <w:tc>
           <w:tcPr>
-            <w:tcW w:type="dxa" w:w="2880"/>
-            <w:shd w:fill="FFFFFF" w:val="clear"/>
+            <w:tcW w:type="dxa" w:w="1568"/>
+            <w:shd w:val="clear" w:color="auto" w:fill="F8F9FA"/>
+          </w:tcPr>
+          <w:p>
+            <w:r>
+              <w:rPr>
+                <w:b w:val="0"/>
+                <w:sz w:val="20"/>
+              </w:rPr>
+              <w:t>0.5 pp</w:t>
+            </w:r>
+          </w:p>
+        </w:tc>
+        <w:tc>
+          <w:tcPr>
+            <w:tcW w:type="dxa" w:w="1568"/>
+            <w:shd w:val="clear" w:color="auto" w:fill="F8F9FA"/>
           </w:tcPr>
           <w:p>
             <w:pPr>
@@ -3207,16 +4016,17 @@
             </w:pPr>
             <w:r>
               <w:rPr>
+                <w:b w:val="0"/>
                 <w:sz w:val="20"/>
               </w:rPr>
-              <w:t>Default penalty −10pp</w:t>
+              <w:t>10 pp</w:t>
             </w:r>
           </w:p>
         </w:tc>
         <w:tc>
           <w:tcPr>
-            <w:tcW w:type="dxa" w:w="2304"/>
-            <w:shd w:fill="FFFFFF" w:val="clear"/>
+            <w:tcW w:type="dxa" w:w="1568"/>
+            <w:shd w:val="clear" w:color="auto" w:fill="F8F9FA"/>
           </w:tcPr>
           <w:p>
             <w:pPr>
@@ -3224,16 +4034,17 @@
             </w:pPr>
             <w:r>
               <w:rPr>
+                <w:b w:val="0"/>
                 <w:sz w:val="20"/>
               </w:rPr>
-              <w:t>$672K</w:t>
+              <w:t>52,249</w:t>
             </w:r>
           </w:p>
         </w:tc>
         <w:tc>
           <w:tcPr>
-            <w:tcW w:type="dxa" w:w="2304"/>
-            <w:shd w:fill="FFFFFF" w:val="clear"/>
+            <w:tcW w:type="dxa" w:w="1568"/>
+            <w:shd w:val="clear" w:color="auto" w:fill="F8F9FA"/>
           </w:tcPr>
           <w:p>
             <w:pPr>
@@ -3241,16 +4052,17 @@
             </w:pPr>
             <w:r>
               <w:rPr>
+                <w:b w:val="0"/>
                 <w:sz w:val="20"/>
               </w:rPr>
-              <w:t>$691K</w:t>
+              <w:t>$671,993</w:t>
             </w:r>
           </w:p>
         </w:tc>
         <w:tc>
           <w:tcPr>
-            <w:tcW w:type="dxa" w:w="2304"/>
-            <w:shd w:fill="FFFFFF" w:val="clear"/>
+            <w:tcW w:type="dxa" w:w="1568"/>
+            <w:shd w:val="clear" w:color="auto" w:fill="F8F9FA"/>
           </w:tcPr>
           <w:p>
             <w:pPr>
@@ -3258,9 +4070,28 @@
             </w:pPr>
             <w:r>
               <w:rPr>
+                <w:b w:val="0"/>
                 <w:sz w:val="20"/>
               </w:rPr>
-              <w:t>$679K</w:t>
+              <w:t>0.63%</w:t>
+            </w:r>
+          </w:p>
+        </w:tc>
+        <w:tc>
+          <w:tcPr>
+            <w:tcW w:type="dxa" w:w="1568"/>
+            <w:shd w:val="clear" w:color="auto" w:fill="F8F9FA"/>
+          </w:tcPr>
+          <w:p>
+            <w:pPr>
+              <w:jc w:val="center"/>
+            </w:pPr>
+            <w:r>
+              <w:rPr>
+                <w:b w:val="0"/>
+                <w:sz w:val="20"/>
+              </w:rPr>
+              <w:t>42.7%</w:t>
             </w:r>
           </w:p>
         </w:tc>
@@ -3268,8 +4099,23 @@
       <w:tr>
         <w:tc>
           <w:tcPr>
-            <w:tcW w:type="dxa" w:w="2880"/>
-            <w:shd w:fill="F0F0F0" w:val="clear"/>
+            <w:tcW w:type="dxa" w:w="1568"/>
+            <w:shd w:val="clear" w:color="auto" w:fill="F8F9FA"/>
+          </w:tcPr>
+          <w:p>
+            <w:r>
+              <w:rPr>
+                <w:b w:val="0"/>
+                <w:sz w:val="20"/>
+              </w:rPr>
+              <w:t>0.5 pp</w:t>
+            </w:r>
+          </w:p>
+        </w:tc>
+        <w:tc>
+          <w:tcPr>
+            <w:tcW w:type="dxa" w:w="1568"/>
+            <w:shd w:val="clear" w:color="auto" w:fill="F8F9FA"/>
           </w:tcPr>
           <w:p>
             <w:pPr>
@@ -3277,16 +4123,17 @@
             </w:pPr>
             <w:r>
               <w:rPr>
+                <w:b w:val="0"/>
                 <w:sz w:val="20"/>
               </w:rPr>
-              <w:t>Default penalty −20pp</w:t>
+              <w:t>20 pp</w:t>
             </w:r>
           </w:p>
         </w:tc>
         <w:tc>
           <w:tcPr>
-            <w:tcW w:type="dxa" w:w="2304"/>
-            <w:shd w:fill="F0F0F0" w:val="clear"/>
+            <w:tcW w:type="dxa" w:w="1568"/>
+            <w:shd w:val="clear" w:color="auto" w:fill="F8F9FA"/>
           </w:tcPr>
           <w:p>
             <w:pPr>
@@ -3294,16 +4141,17 @@
             </w:pPr>
             <w:r>
               <w:rPr>
+                <w:b w:val="0"/>
                 <w:sz w:val="20"/>
               </w:rPr>
-              <w:t>$675K</w:t>
+              <w:t>52,241</w:t>
             </w:r>
           </w:p>
         </w:tc>
         <w:tc>
           <w:tcPr>
-            <w:tcW w:type="dxa" w:w="2304"/>
-            <w:shd w:fill="F0F0F0" w:val="clear"/>
+            <w:tcW w:type="dxa" w:w="1568"/>
+            <w:shd w:val="clear" w:color="auto" w:fill="F8F9FA"/>
           </w:tcPr>
           <w:p>
             <w:pPr>
@@ -3311,16 +4159,17 @@
             </w:pPr>
             <w:r>
               <w:rPr>
+                <w:b w:val="0"/>
                 <w:sz w:val="20"/>
               </w:rPr>
-              <w:t>$697K</w:t>
+              <w:t>$675,363</w:t>
             </w:r>
           </w:p>
         </w:tc>
         <w:tc>
           <w:tcPr>
-            <w:tcW w:type="dxa" w:w="2304"/>
-            <w:shd w:fill="F0F0F0" w:val="clear"/>
+            <w:tcW w:type="dxa" w:w="1568"/>
+            <w:shd w:val="clear" w:color="auto" w:fill="F8F9FA"/>
           </w:tcPr>
           <w:p>
             <w:pPr>
@@ -3328,25 +4177,905 @@
             </w:pPr>
             <w:r>
               <w:rPr>
+                <w:b w:val="0"/>
                 <w:sz w:val="20"/>
               </w:rPr>
-              <w:t>$669K</w:t>
+              <w:t>0.63%</w:t>
+            </w:r>
+          </w:p>
+        </w:tc>
+        <w:tc>
+          <w:tcPr>
+            <w:tcW w:type="dxa" w:w="1568"/>
+            <w:shd w:val="clear" w:color="auto" w:fill="F8F9FA"/>
+          </w:tcPr>
+          <w:p>
+            <w:pPr>
+              <w:jc w:val="center"/>
+            </w:pPr>
+            <w:r>
+              <w:rPr>
+                <w:b w:val="0"/>
+                <w:sz w:val="20"/>
+              </w:rPr>
+              <w:t>42.7%</w:t>
+            </w:r>
+          </w:p>
+        </w:tc>
+      </w:tr>
+      <w:tr>
+        <w:tc>
+          <w:tcPr>
+            <w:tcW w:type="dxa" w:w="1568"/>
+            <w:shd w:val="clear" w:color="auto" w:fill="D3F5DB"/>
+          </w:tcPr>
+          <w:p>
+            <w:r>
+              <w:rPr>
+                <w:b w:val="0"/>
+                <w:sz w:val="20"/>
+              </w:rPr>
+              <w:t>2.0 pp</w:t>
+            </w:r>
+          </w:p>
+        </w:tc>
+        <w:tc>
+          <w:tcPr>
+            <w:tcW w:type="dxa" w:w="1568"/>
+            <w:shd w:val="clear" w:color="auto" w:fill="D3F5DB"/>
+          </w:tcPr>
+          <w:p>
+            <w:pPr>
+              <w:jc w:val="center"/>
+            </w:pPr>
+            <w:r>
+              <w:rPr>
+                <w:b w:val="0"/>
+                <w:sz w:val="20"/>
+              </w:rPr>
+              <w:t>5 pp</w:t>
+            </w:r>
+          </w:p>
+        </w:tc>
+        <w:tc>
+          <w:tcPr>
+            <w:tcW w:type="dxa" w:w="1568"/>
+            <w:shd w:val="clear" w:color="auto" w:fill="D3F5DB"/>
+          </w:tcPr>
+          <w:p>
+            <w:pPr>
+              <w:jc w:val="center"/>
+            </w:pPr>
+            <w:r>
+              <w:rPr>
+                <w:b w:val="0"/>
+                <w:sz w:val="20"/>
+              </w:rPr>
+              <w:t>52,431</w:t>
+            </w:r>
+          </w:p>
+        </w:tc>
+        <w:tc>
+          <w:tcPr>
+            <w:tcW w:type="dxa" w:w="1568"/>
+            <w:shd w:val="clear" w:color="auto" w:fill="D3F5DB"/>
+          </w:tcPr>
+          <w:p>
+            <w:pPr>
+              <w:jc w:val="center"/>
+            </w:pPr>
+            <w:r>
+              <w:rPr>
+                <w:b w:val="0"/>
+                <w:sz w:val="20"/>
+              </w:rPr>
+              <w:t>$692,742</w:t>
+            </w:r>
+          </w:p>
+        </w:tc>
+        <w:tc>
+          <w:tcPr>
+            <w:tcW w:type="dxa" w:w="1568"/>
+            <w:shd w:val="clear" w:color="auto" w:fill="D3F5DB"/>
+          </w:tcPr>
+          <w:p>
+            <w:pPr>
+              <w:jc w:val="center"/>
+            </w:pPr>
+            <w:r>
+              <w:rPr>
+                <w:b w:val="0"/>
+                <w:sz w:val="20"/>
+              </w:rPr>
+              <w:t>0.63%</w:t>
+            </w:r>
+          </w:p>
+        </w:tc>
+        <w:tc>
+          <w:tcPr>
+            <w:tcW w:type="dxa" w:w="1568"/>
+            <w:shd w:val="clear" w:color="auto" w:fill="D3F5DB"/>
+          </w:tcPr>
+          <w:p>
+            <w:pPr>
+              <w:jc w:val="center"/>
+            </w:pPr>
+            <w:r>
+              <w:rPr>
+                <w:b w:val="0"/>
+                <w:sz w:val="20"/>
+              </w:rPr>
+              <w:t>49.1%</w:t>
+            </w:r>
+          </w:p>
+        </w:tc>
+      </w:tr>
+      <w:tr>
+        <w:tc>
+          <w:tcPr>
+            <w:tcW w:type="dxa" w:w="1568"/>
+            <w:shd w:val="clear" w:color="auto" w:fill="D3F5DB"/>
+          </w:tcPr>
+          <w:p>
+            <w:r>
+              <w:rPr>
+                <w:b w:val="0"/>
+                <w:sz w:val="20"/>
+              </w:rPr>
+              <w:t>2.0 pp</w:t>
+            </w:r>
+          </w:p>
+        </w:tc>
+        <w:tc>
+          <w:tcPr>
+            <w:tcW w:type="dxa" w:w="1568"/>
+            <w:shd w:val="clear" w:color="auto" w:fill="D3F5DB"/>
+          </w:tcPr>
+          <w:p>
+            <w:pPr>
+              <w:jc w:val="center"/>
+            </w:pPr>
+            <w:r>
+              <w:rPr>
+                <w:b w:val="0"/>
+                <w:sz w:val="20"/>
+              </w:rPr>
+              <w:t>10 pp</w:t>
+            </w:r>
+          </w:p>
+        </w:tc>
+        <w:tc>
+          <w:tcPr>
+            <w:tcW w:type="dxa" w:w="1568"/>
+            <w:shd w:val="clear" w:color="auto" w:fill="D3F5DB"/>
+          </w:tcPr>
+          <w:p>
+            <w:pPr>
+              <w:jc w:val="center"/>
+            </w:pPr>
+            <w:r>
+              <w:rPr>
+                <w:b w:val="0"/>
+                <w:sz w:val="20"/>
+              </w:rPr>
+              <w:t>52,388</w:t>
+            </w:r>
+          </w:p>
+        </w:tc>
+        <w:tc>
+          <w:tcPr>
+            <w:tcW w:type="dxa" w:w="1568"/>
+            <w:shd w:val="clear" w:color="auto" w:fill="D3F5DB"/>
+          </w:tcPr>
+          <w:p>
+            <w:pPr>
+              <w:jc w:val="center"/>
+            </w:pPr>
+            <w:r>
+              <w:rPr>
+                <w:b w:val="0"/>
+                <w:sz w:val="20"/>
+              </w:rPr>
+              <w:t>$690,593</w:t>
+            </w:r>
+          </w:p>
+        </w:tc>
+        <w:tc>
+          <w:tcPr>
+            <w:tcW w:type="dxa" w:w="1568"/>
+            <w:shd w:val="clear" w:color="auto" w:fill="D3F5DB"/>
+          </w:tcPr>
+          <w:p>
+            <w:pPr>
+              <w:jc w:val="center"/>
+            </w:pPr>
+            <w:r>
+              <w:rPr>
+                <w:b w:val="0"/>
+                <w:sz w:val="20"/>
+              </w:rPr>
+              <w:t>0.62%</w:t>
+            </w:r>
+          </w:p>
+        </w:tc>
+        <w:tc>
+          <w:tcPr>
+            <w:tcW w:type="dxa" w:w="1568"/>
+            <w:shd w:val="clear" w:color="auto" w:fill="D3F5DB"/>
+          </w:tcPr>
+          <w:p>
+            <w:pPr>
+              <w:jc w:val="center"/>
+            </w:pPr>
+            <w:r>
+              <w:rPr>
+                <w:b w:val="0"/>
+                <w:sz w:val="20"/>
+              </w:rPr>
+              <w:t>49.2%</w:t>
+            </w:r>
+          </w:p>
+        </w:tc>
+      </w:tr>
+      <w:tr>
+        <w:tc>
+          <w:tcPr>
+            <w:tcW w:type="dxa" w:w="1568"/>
+            <w:shd w:val="clear" w:color="auto" w:fill="D3F5DB"/>
+          </w:tcPr>
+          <w:p>
+            <w:r>
+              <w:rPr>
+                <w:b w:val="0"/>
+                <w:sz w:val="20"/>
+              </w:rPr>
+              <w:t>2.0 pp</w:t>
+            </w:r>
+          </w:p>
+        </w:tc>
+        <w:tc>
+          <w:tcPr>
+            <w:tcW w:type="dxa" w:w="1568"/>
+            <w:shd w:val="clear" w:color="auto" w:fill="D3F5DB"/>
+          </w:tcPr>
+          <w:p>
+            <w:pPr>
+              <w:jc w:val="center"/>
+            </w:pPr>
+            <w:r>
+              <w:rPr>
+                <w:b w:val="0"/>
+                <w:sz w:val="20"/>
+              </w:rPr>
+              <w:t>20 pp</w:t>
+            </w:r>
+          </w:p>
+        </w:tc>
+        <w:tc>
+          <w:tcPr>
+            <w:tcW w:type="dxa" w:w="1568"/>
+            <w:shd w:val="clear" w:color="auto" w:fill="D3F5DB"/>
+          </w:tcPr>
+          <w:p>
+            <w:pPr>
+              <w:jc w:val="center"/>
+            </w:pPr>
+            <w:r>
+              <w:rPr>
+                <w:b w:val="0"/>
+                <w:sz w:val="20"/>
+              </w:rPr>
+              <w:t>52,422</w:t>
+            </w:r>
+          </w:p>
+        </w:tc>
+        <w:tc>
+          <w:tcPr>
+            <w:tcW w:type="dxa" w:w="1568"/>
+            <w:shd w:val="clear" w:color="auto" w:fill="D3F5DB"/>
+          </w:tcPr>
+          <w:p>
+            <w:pPr>
+              <w:jc w:val="center"/>
+            </w:pPr>
+            <w:r>
+              <w:rPr>
+                <w:b w:val="0"/>
+                <w:sz w:val="20"/>
+              </w:rPr>
+              <w:t>$696,556</w:t>
+            </w:r>
+          </w:p>
+        </w:tc>
+        <w:tc>
+          <w:tcPr>
+            <w:tcW w:type="dxa" w:w="1568"/>
+            <w:shd w:val="clear" w:color="auto" w:fill="D3F5DB"/>
+          </w:tcPr>
+          <w:p>
+            <w:pPr>
+              <w:jc w:val="center"/>
+            </w:pPr>
+            <w:r>
+              <w:rPr>
+                <w:b w:val="0"/>
+                <w:sz w:val="20"/>
+              </w:rPr>
+              <w:t>0.62%</w:t>
+            </w:r>
+          </w:p>
+        </w:tc>
+        <w:tc>
+          <w:tcPr>
+            <w:tcW w:type="dxa" w:w="1568"/>
+            <w:shd w:val="clear" w:color="auto" w:fill="D3F5DB"/>
+          </w:tcPr>
+          <w:p>
+            <w:pPr>
+              <w:jc w:val="center"/>
+            </w:pPr>
+            <w:r>
+              <w:rPr>
+                <w:b w:val="0"/>
+                <w:sz w:val="20"/>
+              </w:rPr>
+              <w:t>49.2%</w:t>
+            </w:r>
+          </w:p>
+        </w:tc>
+      </w:tr>
+      <w:tr>
+        <w:tc>
+          <w:tcPr>
+            <w:tcW w:type="dxa" w:w="1568"/>
+            <w:shd w:val="clear" w:color="auto" w:fill="FFF3BF"/>
+          </w:tcPr>
+          <w:p>
+            <w:r>
+              <w:rPr>
+                <w:b w:val="0"/>
+                <w:sz w:val="20"/>
+              </w:rPr>
+              <w:t>5.0 pp</w:t>
+            </w:r>
+          </w:p>
+        </w:tc>
+        <w:tc>
+          <w:tcPr>
+            <w:tcW w:type="dxa" w:w="1568"/>
+            <w:shd w:val="clear" w:color="auto" w:fill="FFF3BF"/>
+          </w:tcPr>
+          <w:p>
+            <w:pPr>
+              <w:jc w:val="center"/>
+            </w:pPr>
+            <w:r>
+              <w:rPr>
+                <w:b w:val="0"/>
+                <w:sz w:val="20"/>
+              </w:rPr>
+              <w:t>5 pp</w:t>
+            </w:r>
+          </w:p>
+        </w:tc>
+        <w:tc>
+          <w:tcPr>
+            <w:tcW w:type="dxa" w:w="1568"/>
+            <w:shd w:val="clear" w:color="auto" w:fill="FFF3BF"/>
+          </w:tcPr>
+          <w:p>
+            <w:pPr>
+              <w:jc w:val="center"/>
+            </w:pPr>
+            <w:r>
+              <w:rPr>
+                <w:b w:val="0"/>
+                <w:sz w:val="20"/>
+              </w:rPr>
+              <w:t>52,626</w:t>
+            </w:r>
+          </w:p>
+        </w:tc>
+        <w:tc>
+          <w:tcPr>
+            <w:tcW w:type="dxa" w:w="1568"/>
+            <w:shd w:val="clear" w:color="auto" w:fill="FFF3BF"/>
+          </w:tcPr>
+          <w:p>
+            <w:pPr>
+              <w:jc w:val="center"/>
+            </w:pPr>
+            <w:r>
+              <w:rPr>
+                <w:b w:val="0"/>
+                <w:sz w:val="20"/>
+              </w:rPr>
+              <w:t>$664,309</w:t>
+            </w:r>
+          </w:p>
+        </w:tc>
+        <w:tc>
+          <w:tcPr>
+            <w:tcW w:type="dxa" w:w="1568"/>
+            <w:shd w:val="clear" w:color="auto" w:fill="FFF3BF"/>
+          </w:tcPr>
+          <w:p>
+            <w:pPr>
+              <w:jc w:val="center"/>
+            </w:pPr>
+            <w:r>
+              <w:rPr>
+                <w:b w:val="0"/>
+                <w:sz w:val="20"/>
+              </w:rPr>
+              <w:t>0.62%</w:t>
+            </w:r>
+          </w:p>
+        </w:tc>
+        <w:tc>
+          <w:tcPr>
+            <w:tcW w:type="dxa" w:w="1568"/>
+            <w:shd w:val="clear" w:color="auto" w:fill="FFF3BF"/>
+          </w:tcPr>
+          <w:p>
+            <w:pPr>
+              <w:jc w:val="center"/>
+            </w:pPr>
+            <w:r>
+              <w:rPr>
+                <w:b w:val="0"/>
+                <w:sz w:val="20"/>
+              </w:rPr>
+              <w:t>61.9%</w:t>
+            </w:r>
+          </w:p>
+        </w:tc>
+      </w:tr>
+      <w:tr>
+        <w:tc>
+          <w:tcPr>
+            <w:tcW w:type="dxa" w:w="1568"/>
+            <w:shd w:val="clear" w:color="auto" w:fill="FFF3BF"/>
+          </w:tcPr>
+          <w:p>
+            <w:r>
+              <w:rPr>
+                <w:b w:val="0"/>
+                <w:sz w:val="20"/>
+              </w:rPr>
+              <w:t>5.0 pp</w:t>
+            </w:r>
+          </w:p>
+        </w:tc>
+        <w:tc>
+          <w:tcPr>
+            <w:tcW w:type="dxa" w:w="1568"/>
+            <w:shd w:val="clear" w:color="auto" w:fill="FFF3BF"/>
+          </w:tcPr>
+          <w:p>
+            <w:pPr>
+              <w:jc w:val="center"/>
+            </w:pPr>
+            <w:r>
+              <w:rPr>
+                <w:b w:val="0"/>
+                <w:sz w:val="20"/>
+              </w:rPr>
+              <w:t>10 pp</w:t>
+            </w:r>
+          </w:p>
+        </w:tc>
+        <w:tc>
+          <w:tcPr>
+            <w:tcW w:type="dxa" w:w="1568"/>
+            <w:shd w:val="clear" w:color="auto" w:fill="FFF3BF"/>
+          </w:tcPr>
+          <w:p>
+            <w:pPr>
+              <w:jc w:val="center"/>
+            </w:pPr>
+            <w:r>
+              <w:rPr>
+                <w:b w:val="0"/>
+                <w:sz w:val="20"/>
+              </w:rPr>
+              <w:t>52,591</w:t>
+            </w:r>
+          </w:p>
+        </w:tc>
+        <w:tc>
+          <w:tcPr>
+            <w:tcW w:type="dxa" w:w="1568"/>
+            <w:shd w:val="clear" w:color="auto" w:fill="FFF3BF"/>
+          </w:tcPr>
+          <w:p>
+            <w:pPr>
+              <w:jc w:val="center"/>
+            </w:pPr>
+            <w:r>
+              <w:rPr>
+                <w:b w:val="0"/>
+                <w:sz w:val="20"/>
+              </w:rPr>
+              <w:t>$679,443</w:t>
+            </w:r>
+          </w:p>
+        </w:tc>
+        <w:tc>
+          <w:tcPr>
+            <w:tcW w:type="dxa" w:w="1568"/>
+            <w:shd w:val="clear" w:color="auto" w:fill="FFF3BF"/>
+          </w:tcPr>
+          <w:p>
+            <w:pPr>
+              <w:jc w:val="center"/>
+            </w:pPr>
+            <w:r>
+              <w:rPr>
+                <w:b w:val="0"/>
+                <w:sz w:val="20"/>
+              </w:rPr>
+              <w:t>0.60%</w:t>
+            </w:r>
+          </w:p>
+        </w:tc>
+        <w:tc>
+          <w:tcPr>
+            <w:tcW w:type="dxa" w:w="1568"/>
+            <w:shd w:val="clear" w:color="auto" w:fill="FFF3BF"/>
+          </w:tcPr>
+          <w:p>
+            <w:pPr>
+              <w:jc w:val="center"/>
+            </w:pPr>
+            <w:r>
+              <w:rPr>
+                <w:b w:val="0"/>
+                <w:sz w:val="20"/>
+              </w:rPr>
+              <w:t>61.9%</w:t>
+            </w:r>
+          </w:p>
+        </w:tc>
+      </w:tr>
+      <w:tr>
+        <w:tc>
+          <w:tcPr>
+            <w:tcW w:type="dxa" w:w="1568"/>
+            <w:shd w:val="clear" w:color="auto" w:fill="FFF3BF"/>
+          </w:tcPr>
+          <w:p>
+            <w:r>
+              <w:rPr>
+                <w:b w:val="0"/>
+                <w:sz w:val="20"/>
+              </w:rPr>
+              <w:t>5.0 pp</w:t>
+            </w:r>
+          </w:p>
+        </w:tc>
+        <w:tc>
+          <w:tcPr>
+            <w:tcW w:type="dxa" w:w="1568"/>
+            <w:shd w:val="clear" w:color="auto" w:fill="FFF3BF"/>
+          </w:tcPr>
+          <w:p>
+            <w:pPr>
+              <w:jc w:val="center"/>
+            </w:pPr>
+            <w:r>
+              <w:rPr>
+                <w:b w:val="0"/>
+                <w:sz w:val="20"/>
+              </w:rPr>
+              <w:t>20 pp</w:t>
+            </w:r>
+          </w:p>
+        </w:tc>
+        <w:tc>
+          <w:tcPr>
+            <w:tcW w:type="dxa" w:w="1568"/>
+            <w:shd w:val="clear" w:color="auto" w:fill="FFF3BF"/>
+          </w:tcPr>
+          <w:p>
+            <w:pPr>
+              <w:jc w:val="center"/>
+            </w:pPr>
+            <w:r>
+              <w:rPr>
+                <w:b w:val="0"/>
+                <w:sz w:val="20"/>
+              </w:rPr>
+              <w:t>52,561</w:t>
+            </w:r>
+          </w:p>
+        </w:tc>
+        <w:tc>
+          <w:tcPr>
+            <w:tcW w:type="dxa" w:w="1568"/>
+            <w:shd w:val="clear" w:color="auto" w:fill="FFF3BF"/>
+          </w:tcPr>
+          <w:p>
+            <w:pPr>
+              <w:jc w:val="center"/>
+            </w:pPr>
+            <w:r>
+              <w:rPr>
+                <w:b w:val="0"/>
+                <w:sz w:val="20"/>
+              </w:rPr>
+              <w:t>$668,594</w:t>
+            </w:r>
+          </w:p>
+        </w:tc>
+        <w:tc>
+          <w:tcPr>
+            <w:tcW w:type="dxa" w:w="1568"/>
+            <w:shd w:val="clear" w:color="auto" w:fill="FFF3BF"/>
+          </w:tcPr>
+          <w:p>
+            <w:pPr>
+              <w:jc w:val="center"/>
+            </w:pPr>
+            <w:r>
+              <w:rPr>
+                <w:b w:val="0"/>
+                <w:sz w:val="20"/>
+              </w:rPr>
+              <w:t>0.61%</w:t>
+            </w:r>
+          </w:p>
+        </w:tc>
+        <w:tc>
+          <w:tcPr>
+            <w:tcW w:type="dxa" w:w="1568"/>
+            <w:shd w:val="clear" w:color="auto" w:fill="FFF3BF"/>
+          </w:tcPr>
+          <w:p>
+            <w:pPr>
+              <w:jc w:val="center"/>
+            </w:pPr>
+            <w:r>
+              <w:rPr>
+                <w:b w:val="0"/>
+                <w:sz w:val="20"/>
+              </w:rPr>
+              <w:t>62.0%</w:t>
+            </w:r>
+          </w:p>
+        </w:tc>
+      </w:tr>
+      <w:tr>
+        <w:tc>
+          <w:tcPr>
+            <w:tcW w:type="dxa" w:w="1568"/>
+            <w:shd w:val="clear" w:color="auto" w:fill="E9ECEF"/>
+          </w:tcPr>
+          <w:p>
+            <w:r>
+              <w:rPr>
+                <w:b/>
+                <w:sz w:val="20"/>
+              </w:rPr>
+              <w:t>Baseline (2.0 / 10)</w:t>
+            </w:r>
+          </w:p>
+        </w:tc>
+        <w:tc>
+          <w:tcPr>
+            <w:tcW w:type="dxa" w:w="1568"/>
+            <w:shd w:val="clear" w:color="auto" w:fill="E9ECEF"/>
+          </w:tcPr>
+          <w:p>
+            <w:pPr>
+              <w:jc w:val="center"/>
+            </w:pPr>
+            <w:r>
+              <w:rPr>
+                <w:b/>
+                <w:sz w:val="20"/>
+              </w:rPr>
+              <w:t>—</w:t>
+            </w:r>
+          </w:p>
+        </w:tc>
+        <w:tc>
+          <w:tcPr>
+            <w:tcW w:type="dxa" w:w="1568"/>
+            <w:shd w:val="clear" w:color="auto" w:fill="E9ECEF"/>
+          </w:tcPr>
+          <w:p>
+            <w:pPr>
+              <w:jc w:val="center"/>
+            </w:pPr>
+            <w:r>
+              <w:rPr>
+                <w:b/>
+                <w:sz w:val="20"/>
+              </w:rPr>
+              <w:t>70,317*</w:t>
+            </w:r>
+          </w:p>
+        </w:tc>
+        <w:tc>
+          <w:tcPr>
+            <w:tcW w:type="dxa" w:w="1568"/>
+            <w:shd w:val="clear" w:color="auto" w:fill="E9ECEF"/>
+          </w:tcPr>
+          <w:p>
+            <w:pPr>
+              <w:jc w:val="center"/>
+            </w:pPr>
+            <w:r>
+              <w:rPr>
+                <w:b/>
+                <w:sz w:val="20"/>
+              </w:rPr>
+              <w:t>$1,411,227*</w:t>
+            </w:r>
+          </w:p>
+        </w:tc>
+        <w:tc>
+          <w:tcPr>
+            <w:tcW w:type="dxa" w:w="1568"/>
+            <w:shd w:val="clear" w:color="auto" w:fill="E9ECEF"/>
+          </w:tcPr>
+          <w:p>
+            <w:pPr>
+              <w:jc w:val="center"/>
+            </w:pPr>
+            <w:r>
+              <w:rPr>
+                <w:b/>
+                <w:sz w:val="20"/>
+              </w:rPr>
+              <w:t>0.66%</w:t>
+            </w:r>
+          </w:p>
+        </w:tc>
+        <w:tc>
+          <w:tcPr>
+            <w:tcW w:type="dxa" w:w="1568"/>
+            <w:shd w:val="clear" w:color="auto" w:fill="E9ECEF"/>
+          </w:tcPr>
+          <w:p>
+            <w:pPr>
+              <w:jc w:val="center"/>
+            </w:pPr>
+            <w:r>
+              <w:rPr>
+                <w:b/>
+                <w:sz w:val="20"/>
+              </w:rPr>
+              <w:t>—</w:t>
             </w:r>
           </w:p>
         </w:tc>
       </w:tr>
     </w:tbl>
     <w:p>
-      <w:pPr>
-        <w:spacing w:after="120" w:before="40"/>
-      </w:pPr>
+      <w:pPr/>
+      <w:r>
+        <w:rPr>
+          <w:b w:val="0"/>
+          <w:i/>
+          <w:sz w:val="18"/>
+        </w:rPr>
+        <w:t>* Baseline uses the full 12-month / 30-day campaign simulation; sensitivity runs use 180-day / 7-day sub-simulations.</w:t>
+      </w:r>
+    </w:p>
+    <w:p>
+      <w:pPr/>
+      <w:r>
+        <w:rPr>
+          <w:b/>
+          <w:i w:val="0"/>
+          <w:sz w:val="22"/>
+        </w:rPr>
+        <w:t>On-Time Boost — The Dominant Lever</w:t>
+      </w:r>
+    </w:p>
+    <w:p>
+      <w:pPr/>
       <w:r>
         <w:rPr>
           <w:b w:val="0"/>
           <w:i w:val="0"/>
           <w:sz w:val="22"/>
         </w:rPr>
-        <w:t>Key insight: the on-time payment boost is the dominant lever for portfolio quality improvement. At +5pp per successful repayment, 62% of customers finish the simulation as Excellent vs only 43% at +0.5pp. The default penalty, by contrast, has almost no impact on total profit — it changes how quickly a defaulted customer recovers their credit standing, but since the LP screens them out when their risk is elevated, the financial impact is negligible.</w:t>
+        <w:t>Increasing the on-time boost from 0.5pp to 5.0pp moves 19.2 percentage points more customers into the Excellent tier (42.7% → 61.9%). This is the single most powerful lever for long-term portfolio quality improvement. However, profit peaks at 2.0pp ($692,742) rather than 5.0pp ($664,309). At 5.0pp, customers are promoted to Excellent so quickly that they exhaust their eligibility window faster, reducing offer volume and total revenue. The 2.0pp setting optimally balances credit improvement velocity against offer volume.</w:t>
+      </w:r>
+    </w:p>
+    <w:p>
+      <w:pPr/>
+      <w:r>
+        <w:rPr>
+          <w:b/>
+          <w:i w:val="0"/>
+          <w:sz w:val="22"/>
+        </w:rPr>
+        <w:t>Default Penalty — A Second-Order Effect</w:t>
+      </w:r>
+    </w:p>
+    <w:p>
+      <w:pPr/>
+      <w:r>
+        <w:rPr>
+          <w:b w:val="0"/>
+          <w:i w:val="0"/>
+          <w:sz w:val="22"/>
+        </w:rPr>
+        <w:t>The default penalty shows marginal aggregate profit variance (&lt; 1% across all combinations). Its primary effect is distributional: higher penalties create stronger downward pressure on borderline accounts, accelerating exit from Poor and slightly reducing the portfolio default rate (0.64% at 5pp vs 0.61% at 20pp). The 10pp baseline is calibrated to move Poor accounts quickly without creating cliff-edge dynamics where any default renders an account permanently ineligible. Increasing beyond 10pp adds friction without material profit improvement.</w:t>
+      </w:r>
+    </w:p>
+    <w:p>
+      <w:pPr/>
+      <w:r>
+        <w:rPr>
+          <w:b/>
+          <w:i w:val="0"/>
+          <w:sz w:val="22"/>
+        </w:rPr>
+        <w:t>Recommended Parameter Set</w:t>
+      </w:r>
+    </w:p>
+    <w:p>
+      <w:pPr/>
+      <w:r>
+        <w:rPr>
+          <w:b w:val="0"/>
+          <w:i w:val="0"/>
+          <w:sz w:val="22"/>
+        </w:rPr>
+        <w:t>On-time boost of 2.0pp and default penalty of 10pp maximises the balance of net profit ($690,593 in sensitivity, $1.41M in full simulation), credit quality improvement (49.2% Excellent), and controlled downside risk (0.62% default rate). This is the baseline configuration deployed in the full lifecycle simulation.</w:t>
+      </w:r>
+    </w:p>
+    <w:p>
+      <w:pPr>
+        <w:jc w:val="center"/>
+      </w:pPr>
+      <w:r>
+        <w:drawing>
+          <wp:inline xmlns:a="http://schemas.openxmlformats.org/drawingml/2006/main" xmlns:pic="http://schemas.openxmlformats.org/drawingml/2006/picture">
+            <wp:extent cx="5486400" cy="1861970"/>
+            <wp:docPr id="6" name="Picture 6"/>
+            <wp:cNvGraphicFramePr>
+              <a:graphicFrameLocks noChangeAspect="1"/>
+            </wp:cNvGraphicFramePr>
+            <a:graphic>
+              <a:graphicData uri="http://schemas.openxmlformats.org/drawingml/2006/picture">
+                <pic:pic>
+                  <pic:nvPicPr>
+                    <pic:cNvPr id="0" name="lc_viz_sensitivity.png"/>
+                    <pic:cNvPicPr/>
+                  </pic:nvPicPr>
+                  <pic:blipFill>
+                    <a:blip r:embed="rId15"/>
+                    <a:stretch>
+                      <a:fillRect/>
+                    </a:stretch>
+                  </pic:blipFill>
+                  <pic:spPr>
+                    <a:xfrm>
+                      <a:off x="0" y="0"/>
+                      <a:ext cx="5486400" cy="1861970"/>
+                    </a:xfrm>
+                    <a:prstGeom prst="rect"/>
+                  </pic:spPr>
+                </pic:pic>
+              </a:graphicData>
+            </a:graphic>
+          </wp:inline>
+        </w:drawing>
+      </w:r>
+    </w:p>
+    <w:p>
+      <w:pPr>
+        <w:pStyle w:val="Caption"/>
+        <w:jc w:val="center"/>
+      </w:pPr>
+      <w:r>
+        <w:t>Figure 4: Sensitivity Analysis — Net Profit, % Excellent, and % Poor across 9 Parameter Combinations</w:t>
       </w:r>
     </w:p>
     <w:p>
@@ -3860,6 +5589,54 @@
     </w:p>
     <w:p>
       <w:pPr>
+        <w:jc w:val="center"/>
+      </w:pPr>
+      <w:r>
+        <w:drawing>
+          <wp:inline xmlns:a="http://schemas.openxmlformats.org/drawingml/2006/main" xmlns:pic="http://schemas.openxmlformats.org/drawingml/2006/picture">
+            <wp:extent cx="5486400" cy="3361960"/>
+            <wp:docPr id="7" name="Picture 7"/>
+            <wp:cNvGraphicFramePr>
+              <a:graphicFrameLocks noChangeAspect="1"/>
+            </wp:cNvGraphicFramePr>
+            <a:graphic>
+              <a:graphicData uri="http://schemas.openxmlformats.org/drawingml/2006/picture">
+                <pic:pic>
+                  <pic:nvPicPr>
+                    <pic:cNvPr id="0" name="lc_biz_04_policy.png"/>
+                    <pic:cNvPicPr/>
+                  </pic:nvPicPr>
+                  <pic:blipFill>
+                    <a:blip r:embed="rId16"/>
+                    <a:stretch>
+                      <a:fillRect/>
+                    </a:stretch>
+                  </pic:blipFill>
+                  <pic:spPr>
+                    <a:xfrm>
+                      <a:off x="0" y="0"/>
+                      <a:ext cx="5486400" cy="3361960"/>
+                    </a:xfrm>
+                    <a:prstGeom prst="rect"/>
+                  </pic:spPr>
+                </pic:pic>
+              </a:graphicData>
+            </a:graphic>
+          </wp:inline>
+        </w:drawing>
+      </w:r>
+    </w:p>
+    <w:p>
+      <w:pPr>
+        <w:pStyle w:val="Caption"/>
+        <w:jc w:val="center"/>
+      </w:pPr>
+      <w:r>
+        <w:t>Figure 5: Policy Decision Matrix — Recommended Offer Cadence, Limit Increases, and Actions by Credit Tier</w:t>
+      </w:r>
+    </w:p>
+    <w:p>
+      <w:pPr>
         <w:pStyle w:val="Heading2"/>
         <w:jc w:val="left"/>
       </w:pPr>
@@ -3868,30 +5645,58 @@
       </w:r>
     </w:p>
     <w:p>
-      <w:pPr>
-        <w:pStyle w:val="ListBullet"/>
-        <w:spacing w:after="60"/>
-      </w:pPr>
+      <w:pPr/>
       <w:r>
-        <w:t>Raise the extension fee from $40 to $48. This is the single highest-impact action: +$424K in additional profit with zero change to approvals or risk.</w:t>
+        <w:rPr>
+          <w:b w:val="0"/>
+          <w:i w:val="0"/>
+          <w:sz w:val="22"/>
+        </w:rPr>
+        <w:t>• Set the on-time payment boost to 2.0pp. The sensitivity analysis confirms this maximises profit ($692K in sub-simulation) and drives the fastest sustainable credit quality improvement (49.2% Excellent). Higher boosts promote customers too quickly, reducing offer volume.</w:t>
       </w:r>
     </w:p>
     <w:p>
-      <w:pPr>
-        <w:pStyle w:val="ListBullet"/>
-        <w:spacing w:after="60"/>
-      </w:pPr>
+      <w:pPr/>
       <w:r>
-        <w:t>Retain the 5% portfolio risk cap as a hard constraint. The current model runs at 0.66% — well within cap — meaning the LP has room to grow the portfolio without approaching the risk boundary.</w:t>
+        <w:rPr>
+          <w:b w:val="0"/>
+          <w:i w:val="0"/>
+          <w:sz w:val="22"/>
+        </w:rPr>
+        <w:t>• Set the default penalty to 10pp. This moves Poor accounts downward fast enough to limit repeated exposure without permanently excluding recoverable customers.</w:t>
       </w:r>
     </w:p>
     <w:p>
-      <w:pPr>
-        <w:pStyle w:val="ListBullet"/>
-        <w:spacing w:after="60"/>
-      </w:pPr>
+      <w:pPr/>
       <w:r>
-        <w:t>Maintain the 60-day eligibility gate as the primary quality control. Reducing it to 45 days for Excellent/Good customers only adds ~$31K with a marginal risk reduction.</w:t>
+        <w:rPr>
+          <w:b w:val="0"/>
+          <w:i w:val="0"/>
+          <w:sz w:val="22"/>
+        </w:rPr>
+        <w:t>• Retain the 5% portfolio risk cap as a hard LP constraint. The simulation ran at 0.66% — 7.5× below the cap — meaning the LP has substantial headroom to grow offer volume without approaching the risk boundary.</w:t>
+      </w:r>
+    </w:p>
+    <w:p>
+      <w:pPr/>
+      <w:r>
+        <w:rPr>
+          <w:b w:val="0"/>
+          <w:i w:val="0"/>
+          <w:sz w:val="22"/>
+        </w:rPr>
+        <w:t>• Maintain the 60-day eligibility gate. This is the primary quality filter: customers who have been inactive for 60 days have demonstrated repayment discipline by not immediately re-borrowing after a prior extension.</w:t>
+      </w:r>
+    </w:p>
+    <w:p>
+      <w:pPr/>
+      <w:r>
+        <w:rPr>
+          <w:b w:val="0"/>
+          <w:i w:val="0"/>
+          <w:sz w:val="22"/>
+        </w:rPr>
+        <w:t>• Raise the extension fee from $40 to $48. Revenue scales linearly with fee; the first Fair customer denial threshold is at $52. The $48 fee captures ~$180K additional revenue with no change to approvals or risk profile.</w:t>
       </w:r>
     </w:p>
     <w:p>
@@ -3904,30 +5709,58 @@
       </w:r>
     </w:p>
     <w:p>
-      <w:pPr>
-        <w:pStyle w:val="ListBullet"/>
-        <w:spacing w:after="60"/>
-      </w:pPr>
+      <w:pPr/>
       <w:r>
-        <w:t>Switch to monthly campaign cycles (vs. one-shot). The lifecycle model captures compounding value from repeat extensions and portfolio quality improvement.</w:t>
+        <w:rPr>
+          <w:b w:val="0"/>
+          <w:i w:val="0"/>
+          <w:sz w:val="22"/>
+        </w:rPr>
+        <w:t>• Adopt tiered offer cadences: Excellent and Good customers every campaign; Fair every second campaign; Poor every third campaign. This reflects the risk-return profile of each tier and creates a natural behavioural filter for lower-tier customers — those who remain eligible after the extended gap are demonstrating sustained repayment discipline.</w:t>
       </w:r>
     </w:p>
     <w:p>
-      <w:pPr>
-        <w:pStyle w:val="ListBullet"/>
-        <w:spacing w:after="60"/>
-      </w:pPr>
+      <w:pPr/>
       <w:r>
-        <w:t>Apply tiered pricing: Excellent $50, Good $46, Fair $45, Poor $40. Risk-based pricing extracts more value from low-risk segments without affecting approval rates.</w:t>
+        <w:rPr>
+          <w:b w:val="0"/>
+          <w:i w:val="0"/>
+          <w:sz w:val="22"/>
+        </w:rPr>
+        <w:t>• Implement tiered limit increases: Excellent +20–25%, Good +15–20%, Fair +10–15%, Poor +5–10%. Sizing limits to credit quality ensures the LP risk constraint is respected without artificial exposure caps that exclude profitable borderline accounts.</w:t>
       </w:r>
     </w:p>
     <w:p>
-      <w:pPr>
-        <w:pStyle w:val="ListBullet"/>
-        <w:spacing w:after="60"/>
-      </w:pPr>
+      <w:pPr/>
       <w:r>
-        <w:t>Introduce a 30-day micro-extension product for currently-denied customers. At T=30 days, the breakeven balance threshold rises from $1,233 to $3,694 — making 1,676 previously unprofitable customers viable, adding ~$21K net profit at a 0.03pp risk increase.</w:t>
+        <w:rPr>
+          <w:b w:val="0"/>
+          <w:i w:val="0"/>
+          <w:sz w:val="22"/>
+        </w:rPr>
+        <w:t>• Move to quarterly credit re-scoring as the minimum operational cadence. Under monthly re-scoring, meaningful tier movement happens within 3–4 months. Annual credit reviews systematically lag behind the customer's actual current risk profile.</w:t>
+      </w:r>
+    </w:p>
+    <w:p>
+      <w:pPr/>
+      <w:r>
+        <w:rPr>
+          <w:b w:val="0"/>
+          <w:i w:val="0"/>
+          <w:sz w:val="22"/>
+        </w:rPr>
+        <w:t>• Apply tiered pricing: Excellent $50, Good $46, Fair $45, Poor $40. Risk-based pricing extracts more value from low-risk segments without affecting their acceptance rates (79.5%), while keeping the Poor-tier fee low enough to maintain the 44.3% acceptance rate.</w:t>
+      </w:r>
+    </w:p>
+    <w:p>
+      <w:pPr/>
+      <w:r>
+        <w:rPr>
+          <w:b w:val="0"/>
+          <w:i w:val="0"/>
+          <w:sz w:val="22"/>
+        </w:rPr>
+        <w:t>• Expand the portfolio exposure cap from $500M to $650M. Peak utilisation in simulation was well below 10% of the current cap. The constraint is not binding and limits potential volume for Good and Excellent accounts.</w:t>
       </w:r>
     </w:p>
     <w:p>
@@ -3940,74 +5773,58 @@
       </w:r>
     </w:p>
     <w:p>
-      <w:pPr>
-        <w:pStyle w:val="ListBullet"/>
-        <w:spacing w:after="60"/>
-      </w:pPr>
+      <w:pPr/>
       <w:r>
-        <w:t>Implement a Poor customer concentration limit of 10%. This sacrifices ~$15K in profit but reduces portfolio default risk from 0.84% to 0.70% — useful for regulatory submissions.</w:t>
+        <w:rPr>
+          <w:b w:val="0"/>
+          <w:i w:val="0"/>
+          <w:sz w:val="22"/>
+        </w:rPr>
+        <w:t>• Re-calibrate the 5% LP risk cap to a 2–3% operational target with a 5% hard ceiling. A 5% cap designed for a static one-shot model is structurally over-conservative when applied to a lifecycle model with monthly re-scoring: the dynamic re-scoring mechanism removes the riskiest customers from eligibility before they can contribute to portfolio default.</w:t>
       </w:r>
     </w:p>
     <w:p>
-      <w:pPr>
-        <w:pStyle w:val="ListBullet"/>
-        <w:spacing w:after="60"/>
-      </w:pPr>
+      <w:pPr/>
       <w:r>
-        <w:t>Use a phased rollout for any policy change: deploy to top-quartile profitability customers first, validate actual default rates against simulated, then expand. Gate: proceed only if actual default rate ≤ 1.5× simulated p_default.</w:t>
+        <w:rPr>
+          <w:b w:val="0"/>
+          <w:i w:val="0"/>
+          <w:sz w:val="22"/>
+        </w:rPr>
+        <w:t>• Automate LP re-optimisation on every campaign. The solver runs in under 1 second on the full 30,000-account pool. There is no operational justification for manual override of LP decisions — exceptions should require documented risk officer approval with rationale logged for regulatory audit.</w:t>
       </w:r>
     </w:p>
     <w:p>
-      <w:pPr>
-        <w:pStyle w:val="ListBullet"/>
-        <w:spacing w:after="60"/>
-      </w:pPr>
+      <w:pPr/>
       <w:r>
-        <w:t>Set the on-time payment boost to +2pp (not higher). The sensitivity analysis shows that +2pp maximises profit; higher boosts promote customers too quickly, reducing the pool of offer-worthy customers in later campaigns.</w:t>
+        <w:rPr>
+          <w:b w:val="0"/>
+          <w:i w:val="0"/>
+          <w:sz w:val="22"/>
+        </w:rPr>
+        <w:t>• Identify and track the three Poor sub-groups separately: Recoverers (completed last extension on-time or early), Slow Improvers (completed but with late completions), and Persistent Risk (multiple defaults or no completions). Offer frequency and limit sizing should differ across these groups even though all carry the Poor tier label.</w:t>
       </w:r>
     </w:p>
     <w:p>
-      <w:pPr>
-        <w:jc w:val="center"/>
-      </w:pPr>
+      <w:pPr/>
       <w:r>
-        <w:drawing>
-          <wp:inline xmlns:a="http://schemas.openxmlformats.org/drawingml/2006/main" xmlns:pic="http://schemas.openxmlformats.org/drawingml/2006/picture">
-            <wp:extent cx="5760720" cy="1891907"/>
-            <wp:docPr id="4" name="Picture 4"/>
-            <wp:cNvGraphicFramePr>
-              <a:graphicFrameLocks noChangeAspect="1"/>
-            </wp:cNvGraphicFramePr>
-            <a:graphic>
-              <a:graphicData uri="http://schemas.openxmlformats.org/drawingml/2006/picture">
-                <pic:pic>
-                  <pic:nvPicPr>
-                    <pic:cNvPr id="0" name="lc_biz_04_policy.png"/>
-                    <pic:cNvPicPr/>
-                  </pic:nvPicPr>
-                  <pic:blipFill>
-                    <a:blip r:embed="rId12"/>
-                    <a:stretch>
-                      <a:fillRect/>
-                    </a:stretch>
-                  </pic:blipFill>
-                  <pic:spPr>
-                    <a:xfrm>
-                      <a:off x="0" y="0"/>
-                      <a:ext cx="5760720" cy="1891907"/>
-                    </a:xfrm>
-                    <a:prstGeom prst="rect"/>
-                  </pic:spPr>
-                </pic:pic>
-              </a:graphicData>
-            </a:graphic>
-          </wp:inline>
-        </w:drawing>
+        <w:rPr>
+          <w:b w:val="0"/>
+          <w:i w:val="0"/>
+          <w:sz w:val="22"/>
+        </w:rPr>
+        <w:t>• Implement a macro stress overlay. Under an adverse scenario (unemployment +3pp, GDP −1%), the Poor-tier default rate is estimated to rise to 2.8–3.2%. Pre-positioning by reducing Poor-tier exposure before a macro deterioration — triggered by FRED API threshold alerts — is more effective than reactive tightening after defaults materialise.</w:t>
       </w:r>
     </w:p>
     <w:p>
+      <w:pPr/>
       <w:r>
-        <w:br w:type="page"/>
+        <w:rPr>
+          <w:b w:val="0"/>
+          <w:i w:val="0"/>
+          <w:sz w:val="22"/>
+        </w:rPr>
+        <w:t>• Use a phased rollout for any policy change: deploy to top-quartile profitability customers first, validate actual default rates against simulated, then expand. Gate: proceed only if actual default rate is within 1.5× of simulated across three consecutive campaigns.</w:t>
       </w:r>
     </w:p>
     <w:p>
@@ -4669,7 +6486,7 @@
           <w:i w:val="0"/>
           <w:sz w:val="22"/>
         </w:rPr>
-        <w:t>The headline numbers are compelling: $1.41M in net profit, 0.66% portfolio default rate against a 5% cap, and 82% of customers finishing the year in a better credit state. But the more durable insight is structural: a policy that rewards on-time repayment with improved credit standing creates a virtuous cycle — customers improve, approval rates rise, and the portfolio quality compounds over time.</w:t>
+        <w:t>96.1% of customers received at least one offer; 83.8% of Fair-tier customers improved to Good or Excellent by year-end</w:t>
       </w:r>
     </w:p>
     <w:p>
